--- a/docs/MANUAL-DEL-TALLER-ANATOMICO.docx
+++ b/docs/MANUAL-DEL-TALLER-ANATOMICO.docx
@@ -1024,6 +1024,54 @@
                 <w:szCs w:val="17"/>
               </w:rPr>
               <w:t xml:space="preserve">La pestaña «Instrumental», el editor de casos sobre la consola y los rayos X con ayudas.</w:t>
+            </w:r>
+          </w:p>
+        </w:tc>
+      </w:tr>
+      <w:tr>
+        <w:trPr>
+          <w:cantSplit/>
+        </w:trPr>
+        <w:tc>
+          <w:tcPr>
+            <w:tcW w:type="dxa" w:w="9360"/>
+            <w:tcBorders>
+              <w:top w:val="none" w:color="FFFFFF" w:sz="0"/>
+              <w:left w:val="none" w:color="FFFFFF" w:sz="0"/>
+              <w:bottom w:val="single" w:color="C9D3E3" w:sz="2"/>
+              <w:right w:val="none" w:color="FFFFFF" w:sz="0"/>
+            </w:tcBorders>
+            <w:tcMar>
+              <w:top w:type="dxa" w:w="28"/>
+              <w:left w:type="dxa" w:w="60"/>
+              <w:bottom w:type="dxa" w:w="28"/>
+              <w:right w:type="dxa" w:w="60"/>
+            </w:tcMar>
+          </w:tcPr>
+          <w:p>
+            <w:pPr>
+              <w:spacing w:after="20"/>
+            </w:pPr>
+            <w:hyperlink w:history="1" w:anchor="cap18">
+              <w:r>
+                <w:rPr>
+                  <w:rStyle w:val="Hyperlink"/>
+                </w:rPr>
+                <w:t xml:space="preserve">18. Los instrumentos actúan: cortar, separar y perforar</w:t>
+              </w:r>
+            </w:hyperlink>
+          </w:p>
+          <w:p>
+            <w:pPr>
+              <w:spacing w:after="0"/>
+            </w:pPr>
+            <w:r>
+              <w:rPr>
+                <w:color w:val="5B6577"/>
+                <w:sz w:val="17"/>
+                <w:szCs w:val="17"/>
+              </w:rPr>
+              <w:t xml:space="preserve">La bandeja por familias, la herida que se abre, la broca con su ángulo, los implantes y los huesos pequeños.</w:t>
             </w:r>
           </w:p>
         </w:tc>
@@ -24646,11 +24694,1190 @@
         <w:pStyle w:val="Heading1"/>
         <w:pageBreakBefore/>
       </w:pPr>
-      <w:bookmarkStart w:name="anexo" w:id="18"/>
+      <w:bookmarkStart w:name="cap18" w:id="18"/>
+      <w:r>
+        <w:t xml:space="preserve">18. Los instrumentos actúan: cortar, separar y perforar</w:t>
+      </w:r>
+      <w:bookmarkEnd w:id="18"/>
+    </w:p>
+    <w:p>
+      <w:pPr>
+        <w:spacing w:after="120" w:line="288"/>
+      </w:pPr>
+      <w:r>
+        <w:t xml:space="preserve">Hasta aquí el instrumento era una pieza que se elige y se mira. Desde ahora </w:t>
+      </w:r>
+      <w:r>
+        <w:rPr>
+          <w:b/>
+          <w:bCs/>
+        </w:rPr>
+        <w:t xml:space="preserve">actúa sobre el modelo</w:t>
+      </w:r>
+      <w:r>
+        <w:t xml:space="preserve">: el bisturí parte la piel y el músculo, el separador los abre y la broca gira y deja un túnel en el hueso. Es la parte del simulador que más se parece a operar, y es práctica libre: todavía no puntúa.</w:t>
+      </w:r>
+    </w:p>
+    <w:p>
+      <w:pPr>
+        <w:pStyle w:val="Heading2"/>
+      </w:pPr>
+      <w:r>
+        <w:t xml:space="preserve">La bandeja se recorre por familias</w:t>
+      </w:r>
+    </w:p>
+    <w:p>
+      <w:pPr>
+        <w:spacing w:after="120" w:line="288"/>
+      </w:pPr>
+      <w:r>
+        <w:t xml:space="preserve">En vez de una lista de cuadros iguales, la bandeja agrupa los instrumentos como la mesa del instrumentador: </w:t>
+      </w:r>
+      <w:r>
+        <w:rPr>
+          <w:b/>
+          <w:bCs/>
+        </w:rPr>
+        <w:t xml:space="preserve">Corte y disección</w:t>
+      </w:r>
+      <w:r>
+        <w:t xml:space="preserve">, </w:t>
+      </w:r>
+      <w:r>
+        <w:rPr>
+          <w:b/>
+          <w:bCs/>
+        </w:rPr>
+        <w:t xml:space="preserve">Suturas y cierre</w:t>
+      </w:r>
+      <w:r>
+        <w:t xml:space="preserve">, </w:t>
+      </w:r>
+      <w:r>
+        <w:rPr>
+          <w:b/>
+          <w:bCs/>
+        </w:rPr>
+        <w:t xml:space="preserve">Separadores y exposición</w:t>
+      </w:r>
+      <w:r>
+        <w:t xml:space="preserve">, </w:t>
+      </w:r>
+      <w:r>
+        <w:rPr>
+          <w:b/>
+          <w:bCs/>
+        </w:rPr>
+        <w:t xml:space="preserve">Periostótomos</w:t>
+      </w:r>
+      <w:r>
+        <w:t xml:space="preserve">, </w:t>
+      </w:r>
+      <w:r>
+        <w:rPr>
+          <w:b/>
+          <w:bCs/>
+        </w:rPr>
+        <w:t xml:space="preserve">Pinzas de reducción</w:t>
+      </w:r>
+      <w:r>
+        <w:t xml:space="preserve">, </w:t>
+      </w:r>
+      <w:r>
+        <w:rPr>
+          <w:b/>
+          <w:bCs/>
+        </w:rPr>
+        <w:t xml:space="preserve">Perforación y fijación</w:t>
+      </w:r>
+      <w:r>
+        <w:t xml:space="preserve">, </w:t>
+      </w:r>
+      <w:r>
+        <w:rPr>
+          <w:b/>
+          <w:bCs/>
+        </w:rPr>
+        <w:t xml:space="preserve">Modelado de placas</w:t>
+      </w:r>
+      <w:r>
+        <w:t xml:space="preserve">, </w:t>
+      </w:r>
+      <w:r>
+        <w:rPr>
+          <w:b/>
+          <w:bCs/>
+        </w:rPr>
+        <w:t xml:space="preserve">Enclavado</w:t>
+      </w:r>
+      <w:r>
+        <w:t xml:space="preserve"> y, nuevas, </w:t>
+      </w:r>
+      <w:r>
+        <w:rPr>
+          <w:b/>
+          <w:bCs/>
+        </w:rPr>
+        <w:t xml:space="preserve">Placas</w:t>
+      </w:r>
+      <w:r>
+        <w:t xml:space="preserve">, </w:t>
+      </w:r>
+      <w:r>
+        <w:rPr>
+          <w:b/>
+          <w:bCs/>
+        </w:rPr>
+        <w:t xml:space="preserve">Tornillos</w:t>
+      </w:r>
+      <w:r>
+        <w:t xml:space="preserve">, </w:t>
+      </w:r>
+      <w:r>
+        <w:rPr>
+          <w:b/>
+          <w:bCs/>
+        </w:rPr>
+        <w:t xml:space="preserve">Clavos endomedulares</w:t>
+      </w:r>
+      <w:r>
+        <w:t xml:space="preserve"> e </w:t>
+      </w:r>
+      <w:r>
+        <w:rPr>
+          <w:b/>
+          <w:bCs/>
+        </w:rPr>
+        <w:t xml:space="preserve">Injerto óseo</w:t>
+      </w:r>
+      <w:r>
+        <w:t xml:space="preserve">. Cada familia es un botón con su contador: al pulsarlo se despliegan sus cuadros, de una familia a la vez. La que lleva el instrumento que se tiene en la mano lo dice con «en la mano». Es igual para el residente y para quien edita el caso.</w:t>
+      </w:r>
+    </w:p>
+    <w:p>
+      <w:pPr>
+        <w:keepNext/>
+        <w:spacing w:after="60" w:before="120"/>
+        <w:jc w:val="center"/>
+      </w:pPr>
+      <w:r>
+        <w:drawing>
+          <wp:inline distT="0" distB="0" distL="0" distR="0">
+            <wp:extent cx="2895600" cy="3028950"/>
+            <wp:effectExtent t="0" r="0" b="0" l="0"/>
+            <wp:docPr id="27" name="110-bandeja-por-familias" descr="La bandeja por familias: «Corte y disección» desplegada con sus tres instrumentos y las demás cerradas con su contador." title="La bandeja por familias: «Corte y disección» desplegada con sus tres instrumentos y las demás cerradas con su contador."/>
+            <wp:cNvGraphicFramePr>
+              <a:graphicFrameLocks xmlns:a="http://schemas.openxmlformats.org/drawingml/2006/main" noChangeAspect="1"/>
+            </wp:cNvGraphicFramePr>
+            <a:graphic xmlns:a="http://schemas.openxmlformats.org/drawingml/2006/main">
+              <a:graphicData uri="http://schemas.openxmlformats.org/drawingml/2006/picture">
+                <pic:pic xmlns:pic="http://schemas.openxmlformats.org/drawingml/2006/picture">
+                  <pic:nvPicPr>
+                    <pic:cNvPr id="0" name="" descr=""/>
+                    <pic:cNvPicPr>
+                      <a:picLocks noChangeAspect="1" noChangeArrowheads="1"/>
+                    </pic:cNvPicPr>
+                  </pic:nvPicPr>
+                  <pic:blipFill>
+                    <a:blip r:embed="rId37" cstate="none"/>
+                    <a:srcRect/>
+                    <a:stretch>
+                      <a:fillRect/>
+                    </a:stretch>
+                  </pic:blipFill>
+                  <pic:spPr bwMode="auto">
+                    <a:xfrm>
+                      <a:off x="0" y="0"/>
+                      <a:ext cx="2895600" cy="3028950"/>
+                    </a:xfrm>
+                    <a:prstGeom prst="rect">
+                      <a:avLst/>
+                    </a:prstGeom>
+                  </pic:spPr>
+                </pic:pic>
+              </a:graphicData>
+            </a:graphic>
+          </wp:inline>
+        </w:drawing>
+      </w:r>
+    </w:p>
+    <w:p>
+      <w:pPr>
+        <w:spacing w:after="200"/>
+        <w:jc w:val="center"/>
+      </w:pPr>
+      <w:r>
+        <w:rPr>
+          <w:b/>
+          <w:bCs/>
+          <w:color w:val="5B6577"/>
+          <w:sz w:val="19"/>
+          <w:szCs w:val="19"/>
+        </w:rPr>
+        <w:t xml:space="preserve">Figura 27. </w:t>
+      </w:r>
+      <w:r>
+        <w:rPr>
+          <w:i/>
+          <w:iCs/>
+          <w:color w:val="5B6577"/>
+          <w:sz w:val="19"/>
+          <w:szCs w:val="19"/>
+        </w:rPr>
+        <w:t xml:space="preserve">La bandeja por familias: «Corte y disección» desplegada con sus tres instrumentos y las demás cerradas con su contador.</w:t>
+      </w:r>
+    </w:p>
+    <w:p>
+      <w:pPr>
+        <w:pStyle w:val="Heading2"/>
+      </w:pPr>
+      <w:r>
+        <w:t xml:space="preserve">Cortar: el bisturí parte la malla</w:t>
+      </w:r>
+    </w:p>
+    <w:p>
+      <w:pPr>
+        <w:pStyle w:val="ListParagraph"/>
+        <w:numPr>
+          <w:ilvl w:val="0"/>
+          <w:numId w:val="20"/>
+        </w:numPr>
+        <w:spacing w:after="90" w:line="280"/>
+      </w:pPr>
+      <w:r>
+        <w:t xml:space="preserve">Encienda las capas </w:t>
+      </w:r>
+      <w:r>
+        <w:rPr>
+          <w:b/>
+          <w:bCs/>
+        </w:rPr>
+        <w:t xml:space="preserve">Piel</w:t>
+      </w:r>
+      <w:r>
+        <w:t xml:space="preserve"> y </w:t>
+      </w:r>
+      <w:r>
+        <w:rPr>
+          <w:b/>
+          <w:bCs/>
+        </w:rPr>
+        <w:t xml:space="preserve">Músculo</w:t>
+      </w:r>
+      <w:r>
+        <w:t xml:space="preserve"> (a la izquierda). Sin la capa encendida no hay nada que cortar, y la consola lo dice.</w:t>
+      </w:r>
+    </w:p>
+    <w:p>
+      <w:pPr>
+        <w:pStyle w:val="ListParagraph"/>
+        <w:numPr>
+          <w:ilvl w:val="0"/>
+          <w:numId w:val="20"/>
+        </w:numPr>
+        <w:spacing w:after="90" w:line="280"/>
+      </w:pPr>
+      <w:r>
+        <w:t xml:space="preserve">Abra </w:t>
+      </w:r>
+      <w:r>
+        <w:rPr>
+          <w:b/>
+          <w:bCs/>
+        </w:rPr>
+        <w:t xml:space="preserve">Corte y disección</w:t>
+      </w:r>
+      <w:r>
+        <w:t xml:space="preserve"> y coja el </w:t>
+      </w:r>
+      <w:r>
+        <w:rPr>
+          <w:b/>
+          <w:bCs/>
+        </w:rPr>
+        <w:t xml:space="preserve">bisturí de piel</w:t>
+      </w:r>
+      <w:r>
+        <w:t xml:space="preserve">. Pase al modo </w:t>
+      </w:r>
+      <w:r>
+        <w:rPr>
+          <w:b/>
+          <w:bCs/>
+        </w:rPr>
+        <w:t xml:space="preserve">Trazar</w:t>
+      </w:r>
+      <w:r>
+        <w:t xml:space="preserve">.</w:t>
+      </w:r>
+    </w:p>
+    <w:p>
+      <w:pPr>
+        <w:pStyle w:val="ListParagraph"/>
+        <w:numPr>
+          <w:ilvl w:val="0"/>
+          <w:numId w:val="20"/>
+        </w:numPr>
+        <w:spacing w:after="90" w:line="280"/>
+      </w:pPr>
+      <w:r>
+        <w:t xml:space="preserve">Arrastre sobre el modelo, a lo largo de donde quiera la incisión. El bisturí se inclina y se hunde mientras traza.</w:t>
+      </w:r>
+    </w:p>
+    <w:p>
+      <w:pPr>
+        <w:pStyle w:val="ListParagraph"/>
+        <w:numPr>
+          <w:ilvl w:val="0"/>
+          <w:numId w:val="20"/>
+        </w:numPr>
+        <w:spacing w:after="90" w:line="280"/>
+      </w:pPr>
+      <w:r>
+        <w:rPr>
+          <w:b/>
+          <w:bCs/>
+        </w:rPr>
+        <w:t xml:space="preserve">Suelte.</w:t>
+      </w:r>
+      <w:r>
+        <w:t xml:space="preserve"> La malla de la piel se parte por el trazo: aparece una incisión con su borde rojo y, abajo, la «Herida» con su largo.</w:t>
+      </w:r>
+    </w:p>
+    <w:p>
+      <w:pPr>
+        <w:pStyle w:val="ListParagraph"/>
+        <w:numPr>
+          <w:ilvl w:val="0"/>
+          <w:numId w:val="20"/>
+        </w:numPr>
+        <w:spacing w:after="90" w:line="280"/>
+      </w:pPr>
+      <w:r>
+        <w:t xml:space="preserve">Para llegar más hondo, coja el </w:t>
+      </w:r>
+      <w:r>
+        <w:rPr>
+          <w:b/>
+          <w:bCs/>
+        </w:rPr>
+        <w:t xml:space="preserve">bisturí profundo</w:t>
+      </w:r>
+      <w:r>
+        <w:t xml:space="preserve"> (o el electrobisturí, o las tijeras) y trace de nuevo: corta los planos de debajo —todos los músculos visibles— y deja la piel como estaba.</w:t>
+      </w:r>
+    </w:p>
+    <w:tbl>
+      <w:tblPr>
+        <w:tblW w:type="dxa" w:w="9360"/>
+        <w:tblBorders>
+          <w:top w:val="single" w:color="auto" w:sz="4"/>
+          <w:left w:val="single" w:color="auto" w:sz="4"/>
+          <w:bottom w:val="single" w:color="auto" w:sz="4"/>
+          <w:right w:val="single" w:color="auto" w:sz="4"/>
+          <w:insideH w:val="single" w:color="auto" w:sz="4"/>
+          <w:insideV w:val="single" w:color="auto" w:sz="4"/>
+        </w:tblBorders>
+      </w:tblPr>
+      <w:tblGrid>
+        <w:gridCol w:w="9360"/>
+      </w:tblGrid>
+      <w:tr>
+        <w:trPr>
+          <w:cantSplit/>
+        </w:trPr>
+        <w:tc>
+          <w:tcPr>
+            <w:tcW w:type="dxa" w:w="9360"/>
+            <w:tcBorders>
+              <w:top w:val="single" w:color="FEF3E2" w:sz="1"/>
+              <w:left w:val="single" w:color="B45309" w:sz="24"/>
+              <w:bottom w:val="single" w:color="FEF3E2" w:sz="1"/>
+              <w:right w:val="single" w:color="FEF3E2" w:sz="1"/>
+            </w:tcBorders>
+            <w:shd w:fill="FEF3E2" w:color="auto" w:val="clear"/>
+            <w:tcMar>
+              <w:top w:type="dxa" w:w="100"/>
+              <w:left w:type="dxa" w:w="180"/>
+              <w:bottom w:type="dxa" w:w="80"/>
+              <w:right w:type="dxa" w:w="180"/>
+            </w:tcMar>
+          </w:tcPr>
+          <w:p>
+            <w:pPr>
+              <w:spacing w:after="60"/>
+            </w:pPr>
+            <w:r>
+              <w:rPr>
+                <w:b/>
+                <w:bCs/>
+                <w:color w:val="B45309"/>
+              </w:rPr>
+              <w:t xml:space="preserve">Qué se deshace y qué no</w:t>
+            </w:r>
+          </w:p>
+          <w:p>
+            <w:pPr>
+              <w:spacing w:after="60" w:line="276"/>
+            </w:pPr>
+            <w:r>
+              <w:t xml:space="preserve">«Borrar trazo» deshace el corte que ese trazo hizo. Pasar al paso siguiente </w:t>
+            </w:r>
+            <w:r>
+              <w:rPr>
+                <w:b/>
+                <w:bCs/>
+              </w:rPr>
+              <w:t xml:space="preserve">no</w:t>
+            </w:r>
+            <w:r>
+              <w:t xml:space="preserve">: la piel cortada sigue cortada. «Cerrar la herida», en el panel de la izquierda, o reiniciar el caso, devuelven el modelo entero.</w:t>
+            </w:r>
+          </w:p>
+        </w:tc>
+      </w:tr>
+    </w:tbl>
+    <w:p>
+      <w:pPr>
+        <w:pStyle w:val="Heading2"/>
+      </w:pPr>
+      <w:r>
+        <w:t xml:space="preserve">Separar: abrir la herida</w:t>
+      </w:r>
+    </w:p>
+    <w:p>
+      <w:pPr>
+        <w:spacing w:after="120" w:line="288"/>
+      </w:pPr>
+      <w:r>
+        <w:t xml:space="preserve">Al coger un separador el modo pasa solo a </w:t>
+      </w:r>
+      <w:r>
+        <w:rPr>
+          <w:b/>
+          <w:bCs/>
+        </w:rPr>
+        <w:t xml:space="preserve">Separar</w:t>
+      </w:r>
+      <w:r>
+        <w:t xml:space="preserve">. Se arrastra desde el borde de la herida hacia fuera:</w:t>
+      </w:r>
+    </w:p>
+    <w:p>
+      <w:pPr>
+        <w:pStyle w:val="ListParagraph"/>
+        <w:numPr>
+          <w:ilvl w:val="0"/>
+          <w:numId w:val="3"/>
+        </w:numPr>
+        <w:spacing w:after="70" w:line="276"/>
+      </w:pPr>
+      <w:r>
+        <w:rPr>
+          <w:b/>
+          <w:bCs/>
+        </w:rPr>
+        <w:t xml:space="preserve">De mano</w:t>
+      </w:r>
+      <w:r>
+        <w:t xml:space="preserve"> (Senn-Miller, Farabeuf, Hohmann): abre solo el borde que se agarra, hasta 22–40 mm. El otro lo sostiene un ayudante, que es lo que hace un Farabeuf: se usan en pareja.</w:t>
+      </w:r>
+    </w:p>
+    <w:p>
+      <w:pPr>
+        <w:pStyle w:val="ListParagraph"/>
+        <w:numPr>
+          <w:ilvl w:val="0"/>
+          <w:numId w:val="3"/>
+        </w:numPr>
+        <w:spacing w:after="70" w:line="276"/>
+      </w:pPr>
+      <w:r>
+        <w:rPr>
+          <w:b/>
+          <w:bCs/>
+        </w:rPr>
+        <w:t xml:space="preserve">Autoestáticos</w:t>
+      </w:r>
+      <w:r>
+        <w:t xml:space="preserve"> (Gelpi, Weitlaner, Beckman-Adson): abren los dos bordes a la vez y se quedan abiertos con su trinquete, hasta 55–90 mm.</w:t>
+      </w:r>
+    </w:p>
+    <w:p>
+      <w:pPr>
+        <w:spacing w:after="120" w:line="288"/>
+      </w:pPr>
+      <w:r>
+        <w:t xml:space="preserve">También hay un deslizador </w:t>
+      </w:r>
+      <w:r>
+        <w:rPr>
+          <w:b/>
+          <w:bCs/>
+        </w:rPr>
+        <w:t xml:space="preserve">Apertura</w:t>
+      </w:r>
+      <w:r>
+        <w:t xml:space="preserve"> en el recuadro del instrumento, para abrir sin arrastrar. La herida se abre en forma de lente —cerrada en las puntas— y deja ver el plano de abajo: el músculo y, si se cortó, el hueso.</w:t>
+      </w:r>
+    </w:p>
+    <w:p>
+      <w:pPr>
+        <w:keepNext/>
+        <w:spacing w:after="60" w:before="120"/>
+        <w:jc w:val="center"/>
+      </w:pPr>
+      <w:r>
+        <w:drawing>
+          <wp:inline distT="0" distB="0" distL="0" distR="0">
+            <wp:extent cx="4905375" cy="5057775"/>
+            <wp:effectExtent t="0" r="0" b="0" l="0"/>
+            <wp:docPr id="28" name="112-herida-abierta" descr="Una incisión de la piel y de los planos profundos abierta 36 mm con un separador de Weitlaner: se ve el músculo rojo y el hueso al fondo." title="Una incisión de la piel y de los planos profundos abierta 36 mm con un separador de Weitlaner: se ve el músculo rojo y el hueso al fondo."/>
+            <wp:cNvGraphicFramePr>
+              <a:graphicFrameLocks xmlns:a="http://schemas.openxmlformats.org/drawingml/2006/main" noChangeAspect="1"/>
+            </wp:cNvGraphicFramePr>
+            <a:graphic xmlns:a="http://schemas.openxmlformats.org/drawingml/2006/main">
+              <a:graphicData uri="http://schemas.openxmlformats.org/drawingml/2006/picture">
+                <pic:pic xmlns:pic="http://schemas.openxmlformats.org/drawingml/2006/picture">
+                  <pic:nvPicPr>
+                    <pic:cNvPr id="0" name="" descr=""/>
+                    <pic:cNvPicPr>
+                      <a:picLocks noChangeAspect="1" noChangeArrowheads="1"/>
+                    </pic:cNvPicPr>
+                  </pic:nvPicPr>
+                  <pic:blipFill>
+                    <a:blip r:embed="rId38" cstate="none"/>
+                    <a:srcRect/>
+                    <a:stretch>
+                      <a:fillRect/>
+                    </a:stretch>
+                  </pic:blipFill>
+                  <pic:spPr bwMode="auto">
+                    <a:xfrm>
+                      <a:off x="0" y="0"/>
+                      <a:ext cx="4905375" cy="5057775"/>
+                    </a:xfrm>
+                    <a:prstGeom prst="rect">
+                      <a:avLst/>
+                    </a:prstGeom>
+                  </pic:spPr>
+                </pic:pic>
+              </a:graphicData>
+            </a:graphic>
+          </wp:inline>
+        </w:drawing>
+      </w:r>
+    </w:p>
+    <w:p>
+      <w:pPr>
+        <w:spacing w:after="200"/>
+        <w:jc w:val="center"/>
+      </w:pPr>
+      <w:r>
+        <w:rPr>
+          <w:b/>
+          <w:bCs/>
+          <w:color w:val="5B6577"/>
+          <w:sz w:val="19"/>
+          <w:szCs w:val="19"/>
+        </w:rPr>
+        <w:t xml:space="preserve">Figura 28. </w:t>
+      </w:r>
+      <w:r>
+        <w:rPr>
+          <w:i/>
+          <w:iCs/>
+          <w:color w:val="5B6577"/>
+          <w:sz w:val="19"/>
+          <w:szCs w:val="19"/>
+        </w:rPr>
+        <w:t xml:space="preserve">Una incisión de la piel y de los planos profundos abierta 36 mm con un separador de Weitlaner: se ve el músculo rojo y el hueso al fondo.</w:t>
+      </w:r>
+    </w:p>
+    <w:p>
+      <w:pPr>
+        <w:pStyle w:val="Heading2"/>
+      </w:pPr>
+      <w:r>
+        <w:t xml:space="preserve">Perforar: la broca gira y avanza</w:t>
+      </w:r>
+    </w:p>
+    <w:p>
+      <w:pPr>
+        <w:pStyle w:val="ListParagraph"/>
+        <w:numPr>
+          <w:ilvl w:val="0"/>
+          <w:numId w:val="21"/>
+        </w:numPr>
+        <w:spacing w:after="90" w:line="280"/>
+      </w:pPr>
+      <w:r>
+        <w:t xml:space="preserve">Abra </w:t>
+      </w:r>
+      <w:r>
+        <w:rPr>
+          <w:b/>
+          <w:bCs/>
+        </w:rPr>
+        <w:t xml:space="preserve">Perforación y fijación</w:t>
+      </w:r>
+      <w:r>
+        <w:t xml:space="preserve"> y coja una </w:t>
+      </w:r>
+      <w:r>
+        <w:rPr>
+          <w:b/>
+          <w:bCs/>
+        </w:rPr>
+        <w:t xml:space="preserve">broca</w:t>
+      </w:r>
+      <w:r>
+        <w:t xml:space="preserve">. El modo pasa solo a </w:t>
+      </w:r>
+      <w:r>
+        <w:rPr>
+          <w:b/>
+          <w:bCs/>
+        </w:rPr>
+        <w:t xml:space="preserve">Perforar</w:t>
+      </w:r>
+      <w:r>
+        <w:t xml:space="preserve">.</w:t>
+      </w:r>
+    </w:p>
+    <w:p>
+      <w:pPr>
+        <w:pStyle w:val="ListParagraph"/>
+        <w:numPr>
+          <w:ilvl w:val="0"/>
+          <w:numId w:val="21"/>
+        </w:numPr>
+        <w:spacing w:after="90" w:line="280"/>
+      </w:pPr>
+      <w:r>
+        <w:t xml:space="preserve">Elija la </w:t>
+      </w:r>
+      <w:r>
+        <w:rPr>
+          <w:b/>
+          <w:bCs/>
+        </w:rPr>
+        <w:t xml:space="preserve">inclinación</w:t>
+      </w:r>
+      <w:r>
+        <w:t xml:space="preserve"> con los dos deslizadores del recuadro: *a lo largo del hueso* y *a lo ancho*, de −45° a +45° sobre la cortical. «Perpendicular a la cortical» los deja en cero.</w:t>
+      </w:r>
+    </w:p>
+    <w:p>
+      <w:pPr>
+        <w:pStyle w:val="ListParagraph"/>
+        <w:numPr>
+          <w:ilvl w:val="0"/>
+          <w:numId w:val="21"/>
+        </w:numPr>
+        <w:spacing w:after="90" w:line="280"/>
+      </w:pPr>
+      <w:r>
+        <w:t xml:space="preserve">Apunte al hueso. Una etiqueta sobre el lienzo dice el </w:t>
+      </w:r>
+      <w:r>
+        <w:rPr>
+          <w:b/>
+          <w:bCs/>
+        </w:rPr>
+        <w:t xml:space="preserve">ángulo con el eje del hueso</w:t>
+      </w:r>
+      <w:r>
+        <w:t xml:space="preserve"> (90° es perpendicular).</w:t>
+      </w:r>
+    </w:p>
+    <w:p>
+      <w:pPr>
+        <w:pStyle w:val="ListParagraph"/>
+        <w:numPr>
+          <w:ilvl w:val="0"/>
+          <w:numId w:val="21"/>
+        </w:numPr>
+        <w:spacing w:after="90" w:line="280"/>
+      </w:pPr>
+      <w:r>
+        <w:rPr>
+          <w:b/>
+          <w:bCs/>
+        </w:rPr>
+        <w:t xml:space="preserve">Mantenga pulsado</w:t>
+      </w:r>
+      <w:r>
+        <w:t xml:space="preserve">: la broca gira y avanza unos 9 mm por segundo. La etiqueta cuenta la profundidad.</w:t>
+      </w:r>
+    </w:p>
+    <w:p>
+      <w:pPr>
+        <w:pStyle w:val="ListParagraph"/>
+        <w:numPr>
+          <w:ilvl w:val="0"/>
+          <w:numId w:val="21"/>
+        </w:numPr>
+        <w:spacing w:after="90" w:line="280"/>
+      </w:pPr>
+      <w:r>
+        <w:t xml:space="preserve">Suelte. Queda el túnel, y el registro anota el calibre, la profundidad, si fue </w:t>
+      </w:r>
+      <w:r>
+        <w:rPr>
+          <w:b/>
+          <w:bCs/>
+        </w:rPr>
+        <w:t xml:space="preserve">bicortical</w:t>
+      </w:r>
+      <w:r>
+        <w:t xml:space="preserve"> y el ángulo.</w:t>
+      </w:r>
+    </w:p>
+    <w:p>
+      <w:pPr>
+        <w:keepNext/>
+        <w:spacing w:after="60" w:before="120"/>
+        <w:jc w:val="center"/>
+      </w:pPr>
+      <w:r>
+        <w:drawing>
+          <wp:inline distT="0" distB="0" distL="0" distR="0">
+            <wp:extent cx="4905375" cy="5057775"/>
+            <wp:effectExtent t="0" r="0" b="0" l="0"/>
+            <wp:docPr id="29" name="113-broca-con-angulo" descr="Una broca de 2,5 mm con 25° de inclinación a lo largo del hueso: la etiqueta dice «65° con el eje del hueso» y la profundidad que lleva." title="Una broca de 2,5 mm con 25° de inclinación a lo largo del hueso: la etiqueta dice «65° con el eje del hueso» y la profundidad que lleva."/>
+            <wp:cNvGraphicFramePr>
+              <a:graphicFrameLocks xmlns:a="http://schemas.openxmlformats.org/drawingml/2006/main" noChangeAspect="1"/>
+            </wp:cNvGraphicFramePr>
+            <a:graphic xmlns:a="http://schemas.openxmlformats.org/drawingml/2006/main">
+              <a:graphicData uri="http://schemas.openxmlformats.org/drawingml/2006/picture">
+                <pic:pic xmlns:pic="http://schemas.openxmlformats.org/drawingml/2006/picture">
+                  <pic:nvPicPr>
+                    <pic:cNvPr id="0" name="" descr=""/>
+                    <pic:cNvPicPr>
+                      <a:picLocks noChangeAspect="1" noChangeArrowheads="1"/>
+                    </pic:cNvPicPr>
+                  </pic:nvPicPr>
+                  <pic:blipFill>
+                    <a:blip r:embed="rId39" cstate="none"/>
+                    <a:srcRect/>
+                    <a:stretch>
+                      <a:fillRect/>
+                    </a:stretch>
+                  </pic:blipFill>
+                  <pic:spPr bwMode="auto">
+                    <a:xfrm>
+                      <a:off x="0" y="0"/>
+                      <a:ext cx="4905375" cy="5057775"/>
+                    </a:xfrm>
+                    <a:prstGeom prst="rect">
+                      <a:avLst/>
+                    </a:prstGeom>
+                  </pic:spPr>
+                </pic:pic>
+              </a:graphicData>
+            </a:graphic>
+          </wp:inline>
+        </w:drawing>
+      </w:r>
+    </w:p>
+    <w:p>
+      <w:pPr>
+        <w:spacing w:after="200"/>
+        <w:jc w:val="center"/>
+      </w:pPr>
+      <w:r>
+        <w:rPr>
+          <w:b/>
+          <w:bCs/>
+          <w:color w:val="5B6577"/>
+          <w:sz w:val="19"/>
+          <w:szCs w:val="19"/>
+        </w:rPr>
+        <w:t xml:space="preserve">Figura 29. </w:t>
+      </w:r>
+      <w:r>
+        <w:rPr>
+          <w:i/>
+          <w:iCs/>
+          <w:color w:val="5B6577"/>
+          <w:sz w:val="19"/>
+          <w:szCs w:val="19"/>
+        </w:rPr>
+        <w:t xml:space="preserve">Una broca de 2,5 mm con 25° de inclinación a lo largo del hueso: la etiqueta dice «65° con el eje del hueso» y la profundidad que lleva.</w:t>
+      </w:r>
+    </w:p>
+    <w:tbl>
+      <w:tblPr>
+        <w:tblW w:type="dxa" w:w="9360"/>
+        <w:tblBorders>
+          <w:top w:val="single" w:color="auto" w:sz="4"/>
+          <w:left w:val="single" w:color="auto" w:sz="4"/>
+          <w:bottom w:val="single" w:color="auto" w:sz="4"/>
+          <w:right w:val="single" w:color="auto" w:sz="4"/>
+          <w:insideH w:val="single" w:color="auto" w:sz="4"/>
+          <w:insideV w:val="single" w:color="auto" w:sz="4"/>
+        </w:tblBorders>
+      </w:tblPr>
+      <w:tblGrid>
+        <w:gridCol w:w="9360"/>
+      </w:tblGrid>
+      <w:tr>
+        <w:trPr>
+          <w:cantSplit/>
+        </w:trPr>
+        <w:tc>
+          <w:tcPr>
+            <w:tcW w:type="dxa" w:w="9360"/>
+            <w:tcBorders>
+              <w:top w:val="single" w:color="FEF3E2" w:sz="1"/>
+              <w:left w:val="single" w:color="B45309" w:sz="24"/>
+              <w:bottom w:val="single" w:color="FEF3E2" w:sz="1"/>
+              <w:right w:val="single" w:color="FEF3E2" w:sz="1"/>
+            </w:tcBorders>
+            <w:shd w:fill="FEF3E2" w:color="auto" w:val="clear"/>
+            <w:tcMar>
+              <w:top w:type="dxa" w:w="100"/>
+              <w:left w:type="dxa" w:w="180"/>
+              <w:bottom w:type="dxa" w:w="80"/>
+              <w:right w:type="dxa" w:w="180"/>
+            </w:tcMar>
+          </w:tcPr>
+          <w:p>
+            <w:pPr>
+              <w:spacing w:after="60"/>
+            </w:pPr>
+            <w:r>
+              <w:rPr>
+                <w:b/>
+                <w:bCs/>
+                <w:color w:val="B45309"/>
+              </w:rPr>
+              <w:t xml:space="preserve">Pasarse de largo</w:t>
+            </w:r>
+          </w:p>
+          <w:p>
+            <w:pPr>
+              <w:spacing w:after="60" w:line="276"/>
+            </w:pPr>
+            <w:r>
+              <w:t xml:space="preserve">La broca puede pasar la cortical opuesta —es el error clásico de quien aprende—. Si pasa de unos milímetros, la etiqueta lo dice mientras ocurre y el registro lo anota como riesgo para las partes blandas.</w:t>
+            </w:r>
+          </w:p>
+        </w:tc>
+      </w:tr>
+    </w:tbl>
+    <w:p>
+      <w:pPr>
+        <w:pStyle w:val="Heading2"/>
+      </w:pPr>
+      <w:r>
+        <w:t xml:space="preserve">Implantes en la bandeja</w:t>
+      </w:r>
+    </w:p>
+    <w:p>
+      <w:pPr>
+        <w:spacing w:after="120" w:line="288"/>
+      </w:pPr>
+      <w:r>
+        <w:t xml:space="preserve">El catálogo suma 23 modelos nuevos, hechos con Blender como el resto: </w:t>
+      </w:r>
+      <w:r>
+        <w:rPr>
+          <w:b/>
+          <w:bCs/>
+        </w:rPr>
+        <w:t xml:space="preserve">diez placas</w:t>
+      </w:r>
+      <w:r>
+        <w:t xml:space="preserve"> (DCP 4,5, LC-DCP 3,5, LCP recta 3,5 y 4,5/5,0, LCP anatómica de tibia proximal, tercio de caña, reconstrucción, T, L y en gancho para clavícula), </w:t>
+      </w:r>
+      <w:r>
+        <w:rPr>
+          <w:b/>
+          <w:bCs/>
+        </w:rPr>
+        <w:t xml:space="preserve">cuatro tornillos</w:t>
+      </w:r>
+      <w:r>
+        <w:t xml:space="preserve"> (cortical 3,5, de esponjosa 6,5, bloqueado LCP 3,5 y de bloqueo de clavo 5,0), </w:t>
+      </w:r>
+      <w:r>
+        <w:rPr>
+          <w:b/>
+          <w:bCs/>
+        </w:rPr>
+        <w:t xml:space="preserve">tres clavos</w:t>
+      </w:r>
+      <w:r>
+        <w:t xml:space="preserve"> (tibial 9 × 330, femoral 11 × 380 y cefalomedular PFN con sus dos tornillos), </w:t>
+      </w:r>
+      <w:r>
+        <w:rPr>
+          <w:b/>
+          <w:bCs/>
+        </w:rPr>
+        <w:t xml:space="preserve">dos injertos</w:t>
+      </w:r>
+      <w:r>
+        <w:t xml:space="preserve"> (tricortical de cresta ilíaca y esponjoso en trozos) y </w:t>
+      </w:r>
+      <w:r>
+        <w:rPr>
+          <w:b/>
+          <w:bCs/>
+        </w:rPr>
+        <w:t xml:space="preserve">cuatro brocas</w:t>
+      </w:r>
+      <w:r>
+        <w:t xml:space="preserve"> (1,5, 2,0, 3,5 y 4,5 mm).</w:t>
+      </w:r>
+    </w:p>
+    <w:tbl>
+      <w:tblPr>
+        <w:tblW w:type="dxa" w:w="9360"/>
+        <w:tblBorders>
+          <w:top w:val="single" w:color="auto" w:sz="4"/>
+          <w:left w:val="single" w:color="auto" w:sz="4"/>
+          <w:bottom w:val="single" w:color="auto" w:sz="4"/>
+          <w:right w:val="single" w:color="auto" w:sz="4"/>
+          <w:insideH w:val="single" w:color="auto" w:sz="4"/>
+          <w:insideV w:val="single" w:color="auto" w:sz="4"/>
+        </w:tblBorders>
+      </w:tblPr>
+      <w:tblGrid>
+        <w:gridCol w:w="9360"/>
+      </w:tblGrid>
+      <w:tr>
+        <w:trPr>
+          <w:cantSplit/>
+        </w:trPr>
+        <w:tc>
+          <w:tcPr>
+            <w:tcW w:type="dxa" w:w="9360"/>
+            <w:tcBorders>
+              <w:top w:val="single" w:color="F3F4F6" w:sz="1"/>
+              <w:left w:val="single" w:color="5B6577" w:sz="24"/>
+              <w:bottom w:val="single" w:color="F3F4F6" w:sz="1"/>
+              <w:right w:val="single" w:color="F3F4F6" w:sz="1"/>
+            </w:tcBorders>
+            <w:shd w:fill="F3F4F6" w:color="auto" w:val="clear"/>
+            <w:tcMar>
+              <w:top w:type="dxa" w:w="100"/>
+              <w:left w:type="dxa" w:w="180"/>
+              <w:bottom w:type="dxa" w:w="80"/>
+              <w:right w:type="dxa" w:w="180"/>
+            </w:tcMar>
+          </w:tcPr>
+          <w:p>
+            <w:pPr>
+              <w:spacing w:after="60"/>
+            </w:pPr>
+            <w:r>
+              <w:rPr>
+                <w:b/>
+                <w:bCs/>
+                <w:color w:val="5B6577"/>
+              </w:rPr>
+              <w:t xml:space="preserve">Medidas y tamaños</w:t>
+            </w:r>
+          </w:p>
+          <w:p>
+            <w:pPr>
+              <w:spacing w:after="60" w:line="276"/>
+            </w:pPr>
+            <w:r>
+              <w:t xml:space="preserve">Hay un modelo por tipo, no uno por calibre, y las medidas son de referencia. Cristóbal enviará el catálogo y se corrigen. Para cargarlos en el servidor: </w:t>
+            </w:r>
+            <w:r>
+              <w:rPr>
+                <w:b/>
+                <w:bCs/>
+              </w:rPr>
+              <w:t xml:space="preserve">Completar el catálogo</w:t>
+            </w:r>
+            <w:r>
+              <w:t xml:space="preserve"> crea las fichas y </w:t>
+            </w:r>
+            <w:r>
+              <w:rPr>
+                <w:b/>
+                <w:bCs/>
+              </w:rPr>
+              <w:t xml:space="preserve">Cargar varios modelos…</w:t>
+            </w:r>
+            <w:r>
+              <w:t xml:space="preserve"> enlaza cada archivo por su nombre.</w:t>
+            </w:r>
+          </w:p>
+        </w:tc>
+      </w:tr>
+    </w:tbl>
+    <w:p>
+      <w:pPr>
+        <w:pStyle w:val="Heading2"/>
+      </w:pPr>
+      <w:r>
+        <w:t xml:space="preserve">Más huesos en el asistente de fracturas</w:t>
+      </w:r>
+    </w:p>
+    <w:p>
+      <w:pPr>
+        <w:spacing w:after="120" w:line="288"/>
+      </w:pPr>
+      <w:r>
+        <w:t xml:space="preserve">La pestaña </w:t>
+      </w:r>
+      <w:r>
+        <w:rPr>
+          <w:b/>
+          <w:bCs/>
+        </w:rPr>
+        <w:t xml:space="preserve">Fractura</w:t>
+      </w:r>
+      <w:r>
+        <w:t xml:space="preserve"> del taller anatómico ya reconoce, además de los seis huesos largos, la </w:t>
+      </w:r>
+      <w:r>
+        <w:rPr>
+          <w:b/>
+          <w:bCs/>
+        </w:rPr>
+        <w:t xml:space="preserve">clavícula</w:t>
+      </w:r>
+      <w:r>
+        <w:t xml:space="preserve">, los </w:t>
+      </w:r>
+      <w:r>
+        <w:rPr>
+          <w:b/>
+          <w:bCs/>
+        </w:rPr>
+        <w:t xml:space="preserve">metacarpianos</w:t>
+      </w:r>
+      <w:r>
+        <w:t xml:space="preserve">, los </w:t>
+      </w:r>
+      <w:r>
+        <w:rPr>
+          <w:b/>
+          <w:bCs/>
+        </w:rPr>
+        <w:t xml:space="preserve">metatarsianos</w:t>
+      </w:r>
+      <w:r>
+        <w:t xml:space="preserve"> y las </w:t>
+      </w:r>
+      <w:r>
+        <w:rPr>
+          <w:b/>
+          <w:bCs/>
+        </w:rPr>
+        <w:t xml:space="preserve">falanges</w:t>
+      </w:r>
+      <w:r>
+        <w:t xml:space="preserve"> de la mano y del pie (90 piezas, derechas e izquierdas). La </w:t>
+      </w:r>
+      <w:r>
+        <w:rPr>
+          <w:b/>
+          <w:bCs/>
+        </w:rPr>
+        <w:t xml:space="preserve">espiroidea (A1)</w:t>
+      </w:r>
+      <w:r>
+        <w:t xml:space="preserve"> se puede elegir, aproximada con un plano muy oblicuo. Tres avisos:</w:t>
+      </w:r>
+    </w:p>
+    <w:p>
+      <w:pPr>
+        <w:pStyle w:val="ListParagraph"/>
+        <w:numPr>
+          <w:ilvl w:val="0"/>
+          <w:numId w:val="3"/>
+        </w:numPr>
+        <w:spacing w:after="70" w:line="276"/>
+      </w:pPr>
+      <w:r>
+        <w:t xml:space="preserve">La clavícula lleva su código con punto («15.2-A2») y sus extremos son </w:t>
+      </w:r>
+      <w:r>
+        <w:rPr>
+          <w:b/>
+          <w:bCs/>
+        </w:rPr>
+        <w:t xml:space="preserve">medial</w:t>
+      </w:r>
+      <w:r>
+        <w:t xml:space="preserve"> y </w:t>
+      </w:r>
+      <w:r>
+        <w:rPr>
+          <w:b/>
+          <w:bCs/>
+        </w:rPr>
+        <w:t xml:space="preserve">lateral</w:t>
+      </w:r>
+      <w:r>
+        <w:t xml:space="preserve">.</w:t>
+      </w:r>
+    </w:p>
+    <w:p>
+      <w:pPr>
+        <w:pStyle w:val="ListParagraph"/>
+        <w:numPr>
+          <w:ilvl w:val="0"/>
+          <w:numId w:val="3"/>
+        </w:numPr>
+        <w:spacing w:after="70" w:line="276"/>
+      </w:pPr>
+      <w:r>
+        <w:t xml:space="preserve">Los códigos de </w:t>
+      </w:r>
+      <w:r>
+        <w:rPr>
+          <w:b/>
+          <w:bCs/>
+        </w:rPr>
+        <w:t xml:space="preserve">mano y pie</w:t>
+      </w:r>
+      <w:r>
+        <w:t xml:space="preserve"> son </w:t>
+      </w:r>
+      <w:r>
+        <w:rPr>
+          <w:b/>
+          <w:bCs/>
+        </w:rPr>
+        <w:t xml:space="preserve">provisionales</w:t>
+      </w:r>
+      <w:r>
+        <w:t xml:space="preserve">: no están validados contra el compendio de 2018.</w:t>
+      </w:r>
+    </w:p>
+    <w:p>
+      <w:pPr>
+        <w:pStyle w:val="ListParagraph"/>
+        <w:numPr>
+          <w:ilvl w:val="0"/>
+          <w:numId w:val="3"/>
+        </w:numPr>
+        <w:spacing w:after="70" w:line="276"/>
+      </w:pPr>
+      <w:r>
+        <w:t xml:space="preserve">En las falanges, que miden 30 a 40 mm, la cuña y la segmentaria fragmentada pueden salir con la malla abierta o fallar; la pestaña lo avisa con una nota bajo el hueso. La rótula, la escápula, el astrágalo y el calcáneo quedan fuera: se clasifican por la superficie articular.</w:t>
+      </w:r>
+    </w:p>
+    <w:p>
+      <w:pPr>
+        <w:pStyle w:val="Heading1"/>
+        <w:pageBreakBefore/>
+      </w:pPr>
+      <w:bookmarkStart w:name="anexo" w:id="19"/>
       <w:r>
         <w:t xml:space="preserve">Anexos</w:t>
       </w:r>
-      <w:bookmarkEnd w:id="18"/>
+      <w:bookmarkEnd w:id="19"/>
     </w:p>
     <w:p>
       <w:pPr>
@@ -26312,6 +27539,18 @@
     </w:lvlOverride>
   </w:num>
   <w:num w:numId="19">
+    <w:abstractNumId w:val="3"/>
+    <w:lvlOverride w:ilvl="0">
+      <w:startOverride w:val="1"/>
+    </w:lvlOverride>
+  </w:num>
+  <w:num w:numId="20">
+    <w:abstractNumId w:val="3"/>
+    <w:lvlOverride w:ilvl="0">
+      <w:startOverride w:val="1"/>
+    </w:lvlOverride>
+  </w:num>
+  <w:num w:numId="21">
     <w:abstractNumId w:val="3"/>
     <w:lvlOverride w:ilvl="0">
       <w:startOverride w:val="1"/>

--- a/docs/MANUAL-DEL-TALLER-ANATOMICO.docx
+++ b/docs/MANUAL-DEL-TALLER-ANATOMICO.docx
@@ -1072,6 +1072,54 @@
                 <w:szCs w:val="17"/>
               </w:rPr>
               <w:t xml:space="preserve">La bandeja por familias, la herida que se abre, la broca con su ángulo, los implantes y los huesos pequeños.</w:t>
+            </w:r>
+          </w:p>
+        </w:tc>
+      </w:tr>
+      <w:tr>
+        <w:trPr>
+          <w:cantSplit/>
+        </w:trPr>
+        <w:tc>
+          <w:tcPr>
+            <w:tcW w:type="dxa" w:w="9360"/>
+            <w:tcBorders>
+              <w:top w:val="none" w:color="FFFFFF" w:sz="0"/>
+              <w:left w:val="none" w:color="FFFFFF" w:sz="0"/>
+              <w:bottom w:val="single" w:color="C9D3E3" w:sz="2"/>
+              <w:right w:val="none" w:color="FFFFFF" w:sz="0"/>
+            </w:tcBorders>
+            <w:tcMar>
+              <w:top w:type="dxa" w:w="28"/>
+              <w:left w:type="dxa" w:w="60"/>
+              <w:bottom w:type="dxa" w:w="28"/>
+              <w:right w:type="dxa" w:w="60"/>
+            </w:tcMar>
+          </w:tcPr>
+          <w:p>
+            <w:pPr>
+              <w:spacing w:after="20"/>
+            </w:pPr>
+            <w:hyperlink w:history="1" w:anchor="cap19">
+              <w:r>
+                <w:rPr>
+                  <w:rStyle w:val="Hyperlink"/>
+                </w:rPr>
+                <w:t xml:space="preserve">19. Coser, fijar con placa y buscar por clasificación</w:t>
+              </w:r>
+            </w:hyperlink>
+          </w:p>
+          <w:p>
+            <w:pPr>
+              <w:spacing w:after="0"/>
+            </w:pPr>
+            <w:r>
+              <w:rPr>
+                <w:color w:val="5B6577"/>
+                <w:sz w:val="17"/>
+                <w:szCs w:val="17"/>
+              </w:rPr>
+              <w:t xml:space="preserve">La sutura, la placa y los tornillos sobre el hueso, la fractura en martillo, los códigos de 2018 y el buscador de Técnica AO.</w:t>
             </w:r>
           </w:p>
         </w:tc>
@@ -25873,11 +25921,1130 @@
         <w:pStyle w:val="Heading1"/>
         <w:pageBreakBefore/>
       </w:pPr>
-      <w:bookmarkStart w:name="anexo" w:id="19"/>
+      <w:bookmarkStart w:name="cap19" w:id="19"/>
+      <w:r>
+        <w:t xml:space="preserve">19. Coser, fijar con placa y buscar por clasificación</w:t>
+      </w:r>
+      <w:bookmarkEnd w:id="19"/>
+    </w:p>
+    <w:p>
+      <w:pPr>
+        <w:spacing w:after="120" w:line="288"/>
+      </w:pPr>
+      <w:r>
+        <w:t xml:space="preserve">Este capítulo reúne lo que se añadió después del anterior: el simulador </w:t>
+      </w:r>
+      <w:r>
+        <w:rPr>
+          <w:b/>
+          <w:bCs/>
+        </w:rPr>
+        <w:t xml:space="preserve">cose</w:t>
+      </w:r>
+      <w:r>
+        <w:t xml:space="preserve"> y </w:t>
+      </w:r>
+      <w:r>
+        <w:rPr>
+          <w:b/>
+          <w:bCs/>
+        </w:rPr>
+        <w:t xml:space="preserve">atornilla una placa</w:t>
+      </w:r>
+      <w:r>
+        <w:t xml:space="preserve">, la broca y la fijación </w:t>
+      </w:r>
+      <w:r>
+        <w:rPr>
+          <w:b/>
+          <w:bCs/>
+        </w:rPr>
+        <w:t xml:space="preserve">puntúan</w:t>
+      </w:r>
+      <w:r>
+        <w:t xml:space="preserve">, el taller sabe construir la </w:t>
+      </w:r>
+      <w:r>
+        <w:rPr>
+          <w:b/>
+          <w:bCs/>
+        </w:rPr>
+        <w:t xml:space="preserve">fractura en martillo</w:t>
+      </w:r>
+      <w:r>
+        <w:t xml:space="preserve">, los códigos de la mano y del pie son los del compendio de 2018 y </w:t>
+      </w:r>
+      <w:r>
+        <w:rPr>
+          <w:b/>
+          <w:bCs/>
+        </w:rPr>
+        <w:t xml:space="preserve">Técnica AO</w:t>
+      </w:r>
+      <w:r>
+        <w:t xml:space="preserve"> se puede buscar por clasificación. Todo se probó sobre el modelo del atlas.</w:t>
+      </w:r>
+    </w:p>
+    <w:p>
+      <w:pPr>
+        <w:pStyle w:val="Heading2"/>
+      </w:pPr>
+      <w:r>
+        <w:t xml:space="preserve">Al cambiar el modelo del caso</w:t>
+      </w:r>
+    </w:p>
+    <w:p>
+      <w:pPr>
+        <w:spacing w:after="120" w:line="288"/>
+      </w:pPr>
+      <w:r>
+        <w:t xml:space="preserve">Si el caso hablaba de otro archivo —se eligió otro modelo del atlas—, el editor ya no deja el aviso «Ninguna de las piezas que declara este caso está en el modelo cargado». </w:t>
+      </w:r>
+      <w:r>
+        <w:rPr>
+          <w:b/>
+          <w:bCs/>
+        </w:rPr>
+        <w:t xml:space="preserve">Rehace las piezas solo</w:t>
+      </w:r>
+      <w:r>
+        <w:t xml:space="preserve">: quita las que el modelo no tiene, conserva las que coinciden con el papel que usted les dio, añade las que faltan desde lo que el propio modelo dice de sí mismo y pasa lo que cada paso mostraba al modelo nuevo por su papel (la piel sigue siendo la piel). Lo cuenta en un aviso con </w:t>
+      </w:r>
+      <w:r>
+        <w:rPr>
+          <w:b/>
+          <w:bCs/>
+        </w:rPr>
+        <w:t xml:space="preserve">Deshacer</w:t>
+      </w:r>
+      <w:r>
+        <w:t xml:space="preserve">. Lo que suele faltar es marcar cuál es el fragmento móvil.</w:t>
+      </w:r>
+    </w:p>
+    <w:p>
+      <w:pPr>
+        <w:pStyle w:val="Heading2"/>
+      </w:pPr>
+      <w:r>
+        <w:t xml:space="preserve">Coser</w:t>
+      </w:r>
+    </w:p>
+    <w:p>
+      <w:pPr>
+        <w:pStyle w:val="ListParagraph"/>
+        <w:numPr>
+          <w:ilvl w:val="0"/>
+          <w:numId w:val="22"/>
+        </w:numPr>
+        <w:spacing w:after="90" w:line="280"/>
+      </w:pPr>
+      <w:r>
+        <w:t xml:space="preserve">Abra </w:t>
+      </w:r>
+      <w:r>
+        <w:rPr>
+          <w:b/>
+          <w:bCs/>
+        </w:rPr>
+        <w:t xml:space="preserve">Suturas y cierre</w:t>
+      </w:r>
+      <w:r>
+        <w:t xml:space="preserve"> y coja un hilo (Nylon 3-0, Vicryl, Monocryl). El modo pasa a </w:t>
+      </w:r>
+      <w:r>
+        <w:rPr>
+          <w:b/>
+          <w:bCs/>
+        </w:rPr>
+        <w:t xml:space="preserve">Coser</w:t>
+      </w:r>
+      <w:r>
+        <w:t xml:space="preserve">.</w:t>
+      </w:r>
+    </w:p>
+    <w:p>
+      <w:pPr>
+        <w:pStyle w:val="ListParagraph"/>
+        <w:numPr>
+          <w:ilvl w:val="0"/>
+          <w:numId w:val="22"/>
+        </w:numPr>
+        <w:spacing w:after="90" w:line="280"/>
+      </w:pPr>
+      <w:r>
+        <w:rPr>
+          <w:b/>
+          <w:bCs/>
+        </w:rPr>
+        <w:t xml:space="preserve">Pique con un clic</w:t>
+      </w:r>
+      <w:r>
+        <w:t xml:space="preserve"> sobre la piel: cada clic suma una puntada y el hilo queda dibujado entre una y otra, pegado al tejido. Con el arrastre se gira el modelo.</w:t>
+      </w:r>
+    </w:p>
+    <w:p>
+      <w:pPr>
+        <w:pStyle w:val="ListParagraph"/>
+        <w:numPr>
+          <w:ilvl w:val="0"/>
+          <w:numId w:val="22"/>
+        </w:numPr>
+        <w:spacing w:after="90" w:line="280"/>
+      </w:pPr>
+      <w:r>
+        <w:t xml:space="preserve">Una puntada que cae </w:t>
+      </w:r>
+      <w:r>
+        <w:rPr>
+          <w:b/>
+          <w:bCs/>
+        </w:rPr>
+        <w:t xml:space="preserve">al otro lado de la herida</w:t>
+      </w:r>
+      <w:r>
+        <w:t xml:space="preserve"> la cruza y la va cerrando: cada cruce cubre unos diez milímetros.</w:t>
+      </w:r>
+    </w:p>
+    <w:p>
+      <w:pPr>
+        <w:pStyle w:val="ListParagraph"/>
+        <w:numPr>
+          <w:ilvl w:val="0"/>
+          <w:numId w:val="22"/>
+        </w:numPr>
+        <w:spacing w:after="90" w:line="280"/>
+      </w:pPr>
+      <w:r>
+        <w:t xml:space="preserve">El panel cuenta las puntadas, el hilo gastado, los cruces y la separación media. Lo habitual en piel es </w:t>
+      </w:r>
+      <w:r>
+        <w:rPr>
+          <w:b/>
+          <w:bCs/>
+        </w:rPr>
+        <w:t xml:space="preserve">de 5 a 10 mm</w:t>
+      </w:r>
+      <w:r>
+        <w:t xml:space="preserve"> entre puntadas; la consola avisa si va muy junta o muy abierta.</w:t>
+      </w:r>
+    </w:p>
+    <w:p>
+      <w:pPr>
+        <w:pStyle w:val="ListParagraph"/>
+        <w:numPr>
+          <w:ilvl w:val="0"/>
+          <w:numId w:val="22"/>
+        </w:numPr>
+        <w:spacing w:after="90" w:line="280"/>
+      </w:pPr>
+      <w:r>
+        <w:t xml:space="preserve">«Deshacer la última» quita una puntada, «Cortar el hilo» hace que la siguiente empiece otra línea, y «Quitar la sutura» devuelve la herida a como estaba.</w:t>
+      </w:r>
+    </w:p>
+    <w:p>
+      <w:pPr>
+        <w:keepNext/>
+        <w:spacing w:after="60" w:before="120"/>
+        <w:jc w:val="center"/>
+      </w:pPr>
+      <w:r>
+        <w:drawing>
+          <wp:inline distT="0" distB="0" distL="0" distR="0">
+            <wp:extent cx="4905375" cy="4086225"/>
+            <wp:effectExtent t="0" r="0" b="0" l="0"/>
+            <wp:docPr id="30" name="114-sutura-en-la-herida" descr="Una herida de 177 mm abierta con un separador autoestático y cinco puntadas de nylon sobre ella: el hilo cruza el hueco y queda tendido entre los bordes." title="Una herida de 177 mm abierta con un separador autoestático y cinco puntadas de nylon sobre ella: el hilo cruza el hueco y queda tendido entre los bordes."/>
+            <wp:cNvGraphicFramePr>
+              <a:graphicFrameLocks xmlns:a="http://schemas.openxmlformats.org/drawingml/2006/main" noChangeAspect="1"/>
+            </wp:cNvGraphicFramePr>
+            <a:graphic xmlns:a="http://schemas.openxmlformats.org/drawingml/2006/main">
+              <a:graphicData uri="http://schemas.openxmlformats.org/drawingml/2006/picture">
+                <pic:pic xmlns:pic="http://schemas.openxmlformats.org/drawingml/2006/picture">
+                  <pic:nvPicPr>
+                    <pic:cNvPr id="0" name="" descr=""/>
+                    <pic:cNvPicPr>
+                      <a:picLocks noChangeAspect="1" noChangeArrowheads="1"/>
+                    </pic:cNvPicPr>
+                  </pic:nvPicPr>
+                  <pic:blipFill>
+                    <a:blip r:embed="rId40" cstate="none"/>
+                    <a:srcRect/>
+                    <a:stretch>
+                      <a:fillRect/>
+                    </a:stretch>
+                  </pic:blipFill>
+                  <pic:spPr bwMode="auto">
+                    <a:xfrm>
+                      <a:off x="0" y="0"/>
+                      <a:ext cx="4905375" cy="4086225"/>
+                    </a:xfrm>
+                    <a:prstGeom prst="rect">
+                      <a:avLst/>
+                    </a:prstGeom>
+                  </pic:spPr>
+                </pic:pic>
+              </a:graphicData>
+            </a:graphic>
+          </wp:inline>
+        </w:drawing>
+      </w:r>
+    </w:p>
+    <w:p>
+      <w:pPr>
+        <w:spacing w:after="200"/>
+        <w:jc w:val="center"/>
+      </w:pPr>
+      <w:r>
+        <w:rPr>
+          <w:b/>
+          <w:bCs/>
+          <w:color w:val="5B6577"/>
+          <w:sz w:val="19"/>
+          <w:szCs w:val="19"/>
+        </w:rPr>
+        <w:t xml:space="preserve">Figura 30. </w:t>
+      </w:r>
+      <w:r>
+        <w:rPr>
+          <w:i/>
+          <w:iCs/>
+          <w:color w:val="5B6577"/>
+          <w:sz w:val="19"/>
+          <w:szCs w:val="19"/>
+        </w:rPr>
+        <w:t xml:space="preserve">Una herida de 177 mm abierta con un separador autoestático y cinco puntadas de nylon sobre ella: el hilo cruza el hueco y queda tendido entre los bordes.</w:t>
+      </w:r>
+    </w:p>
+    <w:p>
+      <w:pPr>
+        <w:pStyle w:val="Heading2"/>
+      </w:pPr>
+      <w:r>
+        <w:t xml:space="preserve">Fijar con placa y tornillos</w:t>
+      </w:r>
+    </w:p>
+    <w:p>
+      <w:pPr>
+        <w:pStyle w:val="ListParagraph"/>
+        <w:numPr>
+          <w:ilvl w:val="0"/>
+          <w:numId w:val="23"/>
+        </w:numPr>
+        <w:spacing w:after="90" w:line="280"/>
+      </w:pPr>
+      <w:r>
+        <w:t xml:space="preserve">Abra </w:t>
+      </w:r>
+      <w:r>
+        <w:rPr>
+          <w:b/>
+          <w:bCs/>
+        </w:rPr>
+        <w:t xml:space="preserve">Placas</w:t>
+      </w:r>
+      <w:r>
+        <w:t xml:space="preserve">, coja una (por ejemplo la LCP recta de 3,5 mm) y pase al modo </w:t>
+      </w:r>
+      <w:r>
+        <w:rPr>
+          <w:b/>
+          <w:bCs/>
+        </w:rPr>
+        <w:t xml:space="preserve">Fijar</w:t>
+      </w:r>
+      <w:r>
+        <w:t xml:space="preserve">. </w:t>
+      </w:r>
+      <w:r>
+        <w:rPr>
+          <w:b/>
+          <w:bCs/>
+        </w:rPr>
+        <w:t xml:space="preserve">Pique sobre el hueso</w:t>
+      </w:r>
+      <w:r>
+        <w:t xml:space="preserve">: la placa se apoya con su largo siguiendo el hueso y se ven sus agujeros.</w:t>
+      </w:r>
+    </w:p>
+    <w:p>
+      <w:pPr>
+        <w:pStyle w:val="ListParagraph"/>
+        <w:numPr>
+          <w:ilvl w:val="0"/>
+          <w:numId w:val="23"/>
+        </w:numPr>
+        <w:spacing w:after="90" w:line="280"/>
+      </w:pPr>
+      <w:r>
+        <w:t xml:space="preserve">Coja el </w:t>
+      </w:r>
+      <w:r>
+        <w:rPr>
+          <w:b/>
+          <w:bCs/>
+        </w:rPr>
+        <w:t xml:space="preserve">medidor de profundidad</w:t>
+      </w:r>
+      <w:r>
+        <w:t xml:space="preserve"> (en «Perforación y fijación») y apóyelo en un agujero: dice cuánto hueso hay debajo y </w:t>
+      </w:r>
+      <w:r>
+        <w:rPr>
+          <w:b/>
+          <w:bCs/>
+        </w:rPr>
+        <w:t xml:space="preserve">qué tornillo pedir</w:t>
+      </w:r>
+      <w:r>
+        <w:t xml:space="preserve"> (lo medido más dos milímetros).</w:t>
+      </w:r>
+    </w:p>
+    <w:p>
+      <w:pPr>
+        <w:pStyle w:val="ListParagraph"/>
+        <w:numPr>
+          <w:ilvl w:val="0"/>
+          <w:numId w:val="23"/>
+        </w:numPr>
+        <w:spacing w:after="90" w:line="280"/>
+      </w:pPr>
+      <w:r>
+        <w:t xml:space="preserve">Abra </w:t>
+      </w:r>
+      <w:r>
+        <w:rPr>
+          <w:b/>
+          <w:bCs/>
+        </w:rPr>
+        <w:t xml:space="preserve">Tornillos</w:t>
+      </w:r>
+      <w:r>
+        <w:t xml:space="preserve">, coja uno de placa y ajuste su </w:t>
+      </w:r>
+      <w:r>
+        <w:rPr>
+          <w:b/>
+          <w:bCs/>
+        </w:rPr>
+        <w:t xml:space="preserve">largo</w:t>
+      </w:r>
+      <w:r>
+        <w:t xml:space="preserve"> con el deslizador. Pique en un agujero: el tornillo entra perpendicular a la placa y la consola dice si es </w:t>
+      </w:r>
+      <w:r>
+        <w:rPr>
+          <w:b/>
+          <w:bCs/>
+        </w:rPr>
+        <w:t xml:space="preserve">bicortical</w:t>
+      </w:r>
+      <w:r>
+        <w:t xml:space="preserve"> y si la punta asoma de más (hasta cuatro milímetros se tolera).</w:t>
+      </w:r>
+    </w:p>
+    <w:p>
+      <w:pPr>
+        <w:pStyle w:val="ListParagraph"/>
+        <w:numPr>
+          <w:ilvl w:val="0"/>
+          <w:numId w:val="23"/>
+        </w:numPr>
+        <w:spacing w:after="90" w:line="280"/>
+      </w:pPr>
+      <w:r>
+        <w:t xml:space="preserve">«Quitar los tornillos» y «Quitar la placa» limpian lo puesto.</w:t>
+      </w:r>
+    </w:p>
+    <w:p>
+      <w:pPr>
+        <w:keepNext/>
+        <w:spacing w:after="60" w:before="120"/>
+        <w:jc w:val="center"/>
+      </w:pPr>
+      <w:r>
+        <w:drawing>
+          <wp:inline distT="0" distB="0" distL="0" distR="0">
+            <wp:extent cx="4905375" cy="4086225"/>
+            <wp:effectExtent t="0" r="0" b="0" l="0"/>
+            <wp:docPr id="31" name="115-placa-y-tornillos" descr="Una placa LCP de 3,5 mm apoyada en la tibia, con dos tornillos puestos en sus agujeros, vista girada para ver cómo la placa sigue el hueso." title="Una placa LCP de 3,5 mm apoyada en la tibia, con dos tornillos puestos en sus agujeros, vista girada para ver cómo la placa sigue el hueso."/>
+            <wp:cNvGraphicFramePr>
+              <a:graphicFrameLocks xmlns:a="http://schemas.openxmlformats.org/drawingml/2006/main" noChangeAspect="1"/>
+            </wp:cNvGraphicFramePr>
+            <a:graphic xmlns:a="http://schemas.openxmlformats.org/drawingml/2006/main">
+              <a:graphicData uri="http://schemas.openxmlformats.org/drawingml/2006/picture">
+                <pic:pic xmlns:pic="http://schemas.openxmlformats.org/drawingml/2006/picture">
+                  <pic:nvPicPr>
+                    <pic:cNvPr id="0" name="" descr=""/>
+                    <pic:cNvPicPr>
+                      <a:picLocks noChangeAspect="1" noChangeArrowheads="1"/>
+                    </pic:cNvPicPr>
+                  </pic:nvPicPr>
+                  <pic:blipFill>
+                    <a:blip r:embed="rId41" cstate="none"/>
+                    <a:srcRect/>
+                    <a:stretch>
+                      <a:fillRect/>
+                    </a:stretch>
+                  </pic:blipFill>
+                  <pic:spPr bwMode="auto">
+                    <a:xfrm>
+                      <a:off x="0" y="0"/>
+                      <a:ext cx="4905375" cy="4086225"/>
+                    </a:xfrm>
+                    <a:prstGeom prst="rect">
+                      <a:avLst/>
+                    </a:prstGeom>
+                  </pic:spPr>
+                </pic:pic>
+              </a:graphicData>
+            </a:graphic>
+          </wp:inline>
+        </w:drawing>
+      </w:r>
+    </w:p>
+    <w:p>
+      <w:pPr>
+        <w:spacing w:after="200"/>
+        <w:jc w:val="center"/>
+      </w:pPr>
+      <w:r>
+        <w:rPr>
+          <w:b/>
+          <w:bCs/>
+          <w:color w:val="5B6577"/>
+          <w:sz w:val="19"/>
+          <w:szCs w:val="19"/>
+        </w:rPr>
+        <w:t xml:space="preserve">Figura 31. </w:t>
+      </w:r>
+      <w:r>
+        <w:rPr>
+          <w:i/>
+          <w:iCs/>
+          <w:color w:val="5B6577"/>
+          <w:sz w:val="19"/>
+          <w:szCs w:val="19"/>
+        </w:rPr>
+        <w:t xml:space="preserve">Una placa LCP de 3,5 mm apoyada en la tibia, con dos tornillos puestos en sus agujeros, vista girada para ver cómo la placa sigue el hueso.</w:t>
+      </w:r>
+    </w:p>
+    <w:tbl>
+      <w:tblPr>
+        <w:tblW w:type="dxa" w:w="9360"/>
+        <w:tblBorders>
+          <w:top w:val="single" w:color="auto" w:sz="4"/>
+          <w:left w:val="single" w:color="auto" w:sz="4"/>
+          <w:bottom w:val="single" w:color="auto" w:sz="4"/>
+          <w:right w:val="single" w:color="auto" w:sz="4"/>
+          <w:insideH w:val="single" w:color="auto" w:sz="4"/>
+          <w:insideV w:val="single" w:color="auto" w:sz="4"/>
+        </w:tblBorders>
+      </w:tblPr>
+      <w:tblGrid>
+        <w:gridCol w:w="9360"/>
+      </w:tblGrid>
+      <w:tr>
+        <w:trPr>
+          <w:cantSplit/>
+        </w:trPr>
+        <w:tc>
+          <w:tcPr>
+            <w:tcW w:type="dxa" w:w="9360"/>
+            <w:tcBorders>
+              <w:top w:val="single" w:color="F3F4F6" w:sz="1"/>
+              <w:left w:val="single" w:color="5B6577" w:sz="24"/>
+              <w:bottom w:val="single" w:color="F3F4F6" w:sz="1"/>
+              <w:right w:val="single" w:color="F3F4F6" w:sz="1"/>
+            </w:tcBorders>
+            <w:shd w:fill="F3F4F6" w:color="auto" w:val="clear"/>
+            <w:tcMar>
+              <w:top w:type="dxa" w:w="100"/>
+              <w:left w:type="dxa" w:w="180"/>
+              <w:bottom w:type="dxa" w:w="80"/>
+              <w:right w:type="dxa" w:w="180"/>
+            </w:tcMar>
+          </w:tcPr>
+          <w:p>
+            <w:pPr>
+              <w:spacing w:after="60"/>
+            </w:pPr>
+            <w:r>
+              <w:rPr>
+                <w:b/>
+                <w:bCs/>
+                <w:color w:val="5B6577"/>
+              </w:rPr>
+              <w:t xml:space="preserve">Qué se coloca</w:t>
+            </w:r>
+          </w:p>
+          <w:p>
+            <w:pPr>
+              <w:spacing w:after="60" w:line="276"/>
+            </w:pPr>
+            <w:r>
+              <w:t xml:space="preserve">Solo las placas y los tornillos de placa se colocan sobre el hueso. Los clavos y el injerto siguen viéndose en la escena y nada más. Los modelos de las placas traen la posición de sus agujeros dentro del archivo; una placa cargada antes de esto no la trae y la consola lo dice.</w:t>
+            </w:r>
+          </w:p>
+        </w:tc>
+      </w:tr>
+    </w:tbl>
+    <w:p>
+      <w:pPr>
+        <w:pStyle w:val="Heading2"/>
+      </w:pPr>
+      <w:r>
+        <w:t xml:space="preserve">La broca y la fijación puntúan</w:t>
+      </w:r>
+    </w:p>
+    <w:p>
+      <w:pPr>
+        <w:spacing w:after="120" w:line="288"/>
+      </w:pPr>
+      <w:r>
+        <w:t xml:space="preserve">En el editor, «Qué se evalúa en este paso» tiene dos opciones nuevas:</w:t>
+      </w:r>
+    </w:p>
+    <w:p>
+      <w:pPr>
+        <w:pStyle w:val="ListParagraph"/>
+        <w:numPr>
+          <w:ilvl w:val="0"/>
+          <w:numId w:val="3"/>
+        </w:numPr>
+        <w:spacing w:after="70" w:line="276"/>
+      </w:pPr>
+      <w:r>
+        <w:rPr>
+          <w:b/>
+          <w:bCs/>
+        </w:rPr>
+        <w:t xml:space="preserve">Perforar con el calibre y el ángulo correctos</w:t>
+      </w:r>
+      <w:r>
+        <w:t xml:space="preserve">: el calibre de la broca (opcional), el rango de ángulo con el eje del hueso (90° es perpendicular) y si tiene que ser bicortical. Pasarse más de 3 mm de la cortical opuesta es una </w:t>
+      </w:r>
+      <w:r>
+        <w:rPr>
+          <w:b/>
+          <w:bCs/>
+        </w:rPr>
+        <w:t xml:space="preserve">complicación</w:t>
+      </w:r>
+      <w:r>
+        <w:t xml:space="preserve">: el paso entero se pierde.</w:t>
+      </w:r>
+    </w:p>
+    <w:p>
+      <w:pPr>
+        <w:pStyle w:val="ListParagraph"/>
+        <w:numPr>
+          <w:ilvl w:val="0"/>
+          <w:numId w:val="3"/>
+        </w:numPr>
+        <w:spacing w:after="70" w:line="276"/>
+      </w:pPr>
+      <w:r>
+        <w:rPr>
+          <w:b/>
+          <w:bCs/>
+        </w:rPr>
+        <w:t xml:space="preserve">Fijar con placa y tornillos</w:t>
+      </w:r>
+      <w:r>
+        <w:t xml:space="preserve">: cuántos tornillos hacen falta y si tienen que cruzar las dos corticales. Un tornillo largo es una complicación.</w:t>
+      </w:r>
+    </w:p>
+    <w:p>
+      <w:pPr>
+        <w:pStyle w:val="Heading2"/>
+      </w:pPr>
+      <w:r>
+        <w:t xml:space="preserve">La fractura en martillo</w:t>
+      </w:r>
+    </w:p>
+    <w:p>
+      <w:pPr>
+        <w:spacing w:after="120" w:line="288"/>
+      </w:pPr>
+      <w:r>
+        <w:t xml:space="preserve">En la pestaña </w:t>
+      </w:r>
+      <w:r>
+        <w:rPr>
+          <w:b/>
+          <w:bCs/>
+        </w:rPr>
+        <w:t xml:space="preserve">Fractura</w:t>
+      </w:r>
+      <w:r>
+        <w:t xml:space="preserve"> del taller anatómico, con un hueso elegido, el tipo </w:t>
+      </w:r>
+      <w:r>
+        <w:rPr>
+          <w:b/>
+          <w:bCs/>
+        </w:rPr>
+        <w:t xml:space="preserve">C (multifragmentaria)</w:t>
+      </w:r>
+      <w:r>
+        <w:t xml:space="preserve"> ofrece ahora la </w:t>
+      </w:r>
+      <w:r>
+        <w:rPr>
+          <w:b/>
+          <w:bCs/>
+        </w:rPr>
+        <w:t xml:space="preserve">conminuta focal («martillo»)</w:t>
+      </w:r>
+      <w:r>
+        <w:t xml:space="preserve">: un golpe en un solo punto que deja la diáfisis en </w:t>
+      </w:r>
+      <w:r>
+        <w:rPr>
+          <w:b/>
+          <w:bCs/>
+        </w:rPr>
+        <w:t xml:space="preserve">seis trozos</w:t>
+      </w:r>
+      <w:r>
+        <w:t xml:space="preserve"> juntos, la multifragmentaria que más se ve. Se mueve el centro, cuánto ocupa y de qué lado saltan las esquirlas; «otra variante» cambia su orientación. Su código es solo el tipo (</w:t>
+      </w:r>
+      <w:r>
+        <w:rPr>
+          <w:rFonts w:ascii="Consolas" w:cs="Consolas" w:eastAsia="Consolas" w:hAnsi="Consolas"/>
+          <w:color w:val="0F2A55"/>
+          <w:sz w:val="20"/>
+          <w:szCs w:val="20"/>
+          <w:shd w:fill="E6ECF7" w:val="clear"/>
+        </w:rPr>
+        <w:t xml:space="preserve">42-C</w:t>
+      </w:r>
+      <w:r>
+        <w:t xml:space="preserve">), porque el compendio de 2018 no numera los grupos de la diáfisis.</w:t>
+      </w:r>
+    </w:p>
+    <w:tbl>
+      <w:tblPr>
+        <w:tblW w:type="dxa" w:w="9360"/>
+        <w:tblBorders>
+          <w:top w:val="single" w:color="auto" w:sz="4"/>
+          <w:left w:val="single" w:color="auto" w:sz="4"/>
+          <w:bottom w:val="single" w:color="auto" w:sz="4"/>
+          <w:right w:val="single" w:color="auto" w:sz="4"/>
+          <w:insideH w:val="single" w:color="auto" w:sz="4"/>
+          <w:insideV w:val="single" w:color="auto" w:sz="4"/>
+        </w:tblBorders>
+      </w:tblPr>
+      <w:tblGrid>
+        <w:gridCol w:w="9360"/>
+      </w:tblGrid>
+      <w:tr>
+        <w:trPr>
+          <w:cantSplit/>
+        </w:trPr>
+        <w:tc>
+          <w:tcPr>
+            <w:tcW w:type="dxa" w:w="9360"/>
+            <w:tcBorders>
+              <w:top w:val="single" w:color="FEF3E2" w:sz="1"/>
+              <w:left w:val="single" w:color="B45309" w:sz="24"/>
+              <w:bottom w:val="single" w:color="FEF3E2" w:sz="1"/>
+              <w:right w:val="single" w:color="FEF3E2" w:sz="1"/>
+            </w:tcBorders>
+            <w:shd w:fill="FEF3E2" w:color="auto" w:val="clear"/>
+            <w:tcMar>
+              <w:top w:type="dxa" w:w="100"/>
+              <w:left w:type="dxa" w:w="180"/>
+              <w:bottom w:type="dxa" w:w="80"/>
+              <w:right w:type="dxa" w:w="180"/>
+            </w:tcMar>
+          </w:tcPr>
+          <w:p>
+            <w:pPr>
+              <w:spacing w:after="60"/>
+            </w:pPr>
+            <w:r>
+              <w:rPr>
+                <w:b/>
+                <w:bCs/>
+                <w:color w:val="B45309"/>
+              </w:rPr>
+              <w:t xml:space="preserve">Dónde no sale</w:t>
+            </w:r>
+          </w:p>
+          <w:p>
+            <w:pPr>
+              <w:spacing w:after="60" w:line="276"/>
+            </w:pPr>
+            <w:r>
+              <w:t xml:space="preserve">No sale en la clavícula ni en unas falanges de 15 a 30 mm, donde no hay hueso para cinco cortes. La pestaña lo avisa con una nota bajo el hueso, y el motivo, pieza por pieza, está en las pruebas.</w:t>
+            </w:r>
+          </w:p>
+        </w:tc>
+      </w:tr>
+    </w:tbl>
+    <w:p>
+      <w:pPr>
+        <w:pStyle w:val="Heading2"/>
+      </w:pPr>
+      <w:r>
+        <w:t xml:space="preserve">Los códigos de la mano y del pie, contrastados</w:t>
+      </w:r>
+    </w:p>
+    <w:p>
+      <w:pPr>
+        <w:spacing w:after="120" w:line="288"/>
+      </w:pPr>
+      <w:r>
+        <w:t xml:space="preserve">Se contrastaron con el compendio AO/OTA 2018. Los de la mano son </w:t>
+      </w:r>
+      <w:r>
+        <w:rPr>
+          <w:b/>
+          <w:bCs/>
+        </w:rPr>
+        <w:t xml:space="preserve">77</w:t>
+      </w:r>
+      <w:r>
+        <w:t xml:space="preserve"> (metacarpianos) y </w:t>
+      </w:r>
+      <w:r>
+        <w:rPr>
+          <w:b/>
+          <w:bCs/>
+        </w:rPr>
+        <w:t xml:space="preserve">78</w:t>
+      </w:r>
+      <w:r>
+        <w:t xml:space="preserve"> (falanges); los del pie, </w:t>
+      </w:r>
+      <w:r>
+        <w:rPr>
+          <w:b/>
+          <w:bCs/>
+        </w:rPr>
+        <w:t xml:space="preserve">87</w:t>
+      </w:r>
+      <w:r>
+        <w:t xml:space="preserve"> (metatarsianos) y </w:t>
+      </w:r>
+      <w:r>
+        <w:rPr>
+          <w:b/>
+          <w:bCs/>
+        </w:rPr>
+        <w:t xml:space="preserve">88</w:t>
+      </w:r>
+      <w:r>
+        <w:t xml:space="preserve"> (falanges), con el rayo o el dedo después del hueso: </w:t>
+      </w:r>
+      <w:r>
+        <w:rPr>
+          <w:rFonts w:ascii="Consolas" w:cs="Consolas" w:eastAsia="Consolas" w:hAnsi="Consolas"/>
+          <w:color w:val="0F2A55"/>
+          <w:sz w:val="20"/>
+          <w:szCs w:val="20"/>
+          <w:shd w:fill="E6ECF7" w:val="clear"/>
+        </w:rPr>
+        <w:t xml:space="preserve">77.3.2-A3</w:t>
+      </w:r>
+      <w:r>
+        <w:t xml:space="preserve"> es el tercer metacarpiano, en su diáfisis. El radio, el cúbito y el peroné se escriben </w:t>
+      </w:r>
+      <w:r>
+        <w:rPr>
+          <w:rFonts w:ascii="Consolas" w:cs="Consolas" w:eastAsia="Consolas" w:hAnsi="Consolas"/>
+          <w:color w:val="0F2A55"/>
+          <w:sz w:val="20"/>
+          <w:szCs w:val="20"/>
+          <w:shd w:fill="E6ECF7" w:val="clear"/>
+        </w:rPr>
+        <w:t xml:space="preserve">2R2</w:t>
+      </w:r>
+      <w:r>
+        <w:t xml:space="preserve">, </w:t>
+      </w:r>
+      <w:r>
+        <w:rPr>
+          <w:rFonts w:ascii="Consolas" w:cs="Consolas" w:eastAsia="Consolas" w:hAnsi="Consolas"/>
+          <w:color w:val="0F2A55"/>
+          <w:sz w:val="20"/>
+          <w:szCs w:val="20"/>
+          <w:shd w:fill="E6ECF7" w:val="clear"/>
+        </w:rPr>
+        <w:t xml:space="preserve">2U2</w:t>
+      </w:r>
+      <w:r>
+        <w:t xml:space="preserve"> y </w:t>
+      </w:r>
+      <w:r>
+        <w:rPr>
+          <w:rFonts w:ascii="Consolas" w:cs="Consolas" w:eastAsia="Consolas" w:hAnsi="Consolas"/>
+          <w:color w:val="0F2A55"/>
+          <w:sz w:val="20"/>
+          <w:szCs w:val="20"/>
+          <w:shd w:fill="E6ECF7" w:val="clear"/>
+        </w:rPr>
+        <w:t xml:space="preserve">4F2</w:t>
+      </w:r>
+      <w:r>
+        <w:t xml:space="preserve">. Solo el del metatarsiano sigue marcado como provisional. Queda por hablar con Cristóbal que en 2018 la diáfisis solo lleva el tipo (</w:t>
+      </w:r>
+      <w:r>
+        <w:rPr>
+          <w:rFonts w:ascii="Consolas" w:cs="Consolas" w:eastAsia="Consolas" w:hAnsi="Consolas"/>
+          <w:color w:val="0F2A55"/>
+          <w:sz w:val="20"/>
+          <w:szCs w:val="20"/>
+          <w:shd w:fill="E6ECF7" w:val="clear"/>
+        </w:rPr>
+        <w:t xml:space="preserve">42B</w:t>
+      </w:r>
+      <w:r>
+        <w:t xml:space="preserve">, </w:t>
+      </w:r>
+      <w:r>
+        <w:rPr>
+          <w:rFonts w:ascii="Consolas" w:cs="Consolas" w:eastAsia="Consolas" w:hAnsi="Consolas"/>
+          <w:color w:val="0F2A55"/>
+          <w:sz w:val="20"/>
+          <w:szCs w:val="20"/>
+          <w:shd w:fill="E6ECF7" w:val="clear"/>
+        </w:rPr>
+        <w:t xml:space="preserve">42C</w:t>
+      </w:r>
+      <w:r>
+        <w:t xml:space="preserve">) y los grupos B2, B3, C2 y C3 son de la edición anterior.</w:t>
+      </w:r>
+    </w:p>
+    <w:p>
+      <w:pPr>
+        <w:pStyle w:val="Heading2"/>
+      </w:pPr>
+      <w:r>
+        <w:t xml:space="preserve">Buscar en Técnica AO por clasificación</w:t>
+      </w:r>
+    </w:p>
+    <w:p>
+      <w:pPr>
+        <w:spacing w:after="120" w:line="288"/>
+      </w:pPr>
+      <w:r>
+        <w:t xml:space="preserve">La portada de </w:t>
+      </w:r>
+      <w:r>
+        <w:rPr>
+          <w:b/>
+          <w:bCs/>
+        </w:rPr>
+        <w:t xml:space="preserve">Técnica AO</w:t>
+      </w:r>
+      <w:r>
+        <w:t xml:space="preserve"> tiene arriba un buscador como el de AO Surgery Reference: se elige el </w:t>
+      </w:r>
+      <w:r>
+        <w:rPr>
+          <w:b/>
+          <w:bCs/>
+        </w:rPr>
+        <w:t xml:space="preserve">hueso</w:t>
+      </w:r>
+      <w:r>
+        <w:t xml:space="preserve">, el </w:t>
+      </w:r>
+      <w:r>
+        <w:rPr>
+          <w:b/>
+          <w:bCs/>
+        </w:rPr>
+        <w:t xml:space="preserve">segmento</w:t>
+      </w:r>
+      <w:r>
+        <w:t xml:space="preserve">, el </w:t>
+      </w:r>
+      <w:r>
+        <w:rPr>
+          <w:b/>
+          <w:bCs/>
+        </w:rPr>
+        <w:t xml:space="preserve">tipo</w:t>
+      </w:r>
+      <w:r>
+        <w:t xml:space="preserve">, el </w:t>
+      </w:r>
+      <w:r>
+        <w:rPr>
+          <w:b/>
+          <w:bCs/>
+        </w:rPr>
+        <w:t xml:space="preserve">patrón</w:t>
+      </w:r>
+      <w:r>
+        <w:t xml:space="preserve"> y las </w:t>
+      </w:r>
+      <w:r>
+        <w:rPr>
+          <w:b/>
+          <w:bCs/>
+        </w:rPr>
+        <w:t xml:space="preserve">alternativas de manejo</w:t>
+      </w:r>
+      <w:r>
+        <w:t xml:space="preserve"> (placa, clavo, tornillos…). Cada opción dice </w:t>
+      </w:r>
+      <w:r>
+        <w:rPr>
+          <w:b/>
+          <w:bCs/>
+        </w:rPr>
+        <w:t xml:space="preserve">cuántas fichas</w:t>
+      </w:r>
+      <w:r>
+        <w:t xml:space="preserve"> hay detrás. Para que una ficha aparezca hay que escribir su código AO y elegir su «Manejo que enseña»; el listado de siempre sigue debajo como «Todas las técnicas».</w:t>
+      </w:r>
+    </w:p>
+    <w:p>
+      <w:pPr>
+        <w:keepNext/>
+        <w:spacing w:after="60" w:before="120"/>
+        <w:jc w:val="center"/>
+      </w:pPr>
+      <w:r>
+        <w:drawing>
+          <wp:inline distT="0" distB="0" distL="0" distR="0">
+            <wp:extent cx="4905375" cy="3857625"/>
+            <wp:effectExtent t="0" r="0" b="0" l="0"/>
+            <wp:docPr id="32" name="116-buscador-por-clasificacion" descr="El buscador con «Tibia» y «Distal» elegidos: los tres tipos con su número de fichas, las alternativas de manejo y la ficha que coincide." title="El buscador con «Tibia» y «Distal» elegidos: los tres tipos con su número de fichas, las alternativas de manejo y la ficha que coincide."/>
+            <wp:cNvGraphicFramePr>
+              <a:graphicFrameLocks xmlns:a="http://schemas.openxmlformats.org/drawingml/2006/main" noChangeAspect="1"/>
+            </wp:cNvGraphicFramePr>
+            <a:graphic xmlns:a="http://schemas.openxmlformats.org/drawingml/2006/main">
+              <a:graphicData uri="http://schemas.openxmlformats.org/drawingml/2006/picture">
+                <pic:pic xmlns:pic="http://schemas.openxmlformats.org/drawingml/2006/picture">
+                  <pic:nvPicPr>
+                    <pic:cNvPr id="0" name="" descr=""/>
+                    <pic:cNvPicPr>
+                      <a:picLocks noChangeAspect="1" noChangeArrowheads="1"/>
+                    </pic:cNvPicPr>
+                  </pic:nvPicPr>
+                  <pic:blipFill>
+                    <a:blip r:embed="rId42" cstate="none"/>
+                    <a:srcRect/>
+                    <a:stretch>
+                      <a:fillRect/>
+                    </a:stretch>
+                  </pic:blipFill>
+                  <pic:spPr bwMode="auto">
+                    <a:xfrm>
+                      <a:off x="0" y="0"/>
+                      <a:ext cx="4905375" cy="3857625"/>
+                    </a:xfrm>
+                    <a:prstGeom prst="rect">
+                      <a:avLst/>
+                    </a:prstGeom>
+                  </pic:spPr>
+                </pic:pic>
+              </a:graphicData>
+            </a:graphic>
+          </wp:inline>
+        </w:drawing>
+      </w:r>
+    </w:p>
+    <w:p>
+      <w:pPr>
+        <w:spacing w:after="200"/>
+        <w:jc w:val="center"/>
+      </w:pPr>
+      <w:r>
+        <w:rPr>
+          <w:b/>
+          <w:bCs/>
+          <w:color w:val="5B6577"/>
+          <w:sz w:val="19"/>
+          <w:szCs w:val="19"/>
+        </w:rPr>
+        <w:t xml:space="preserve">Figura 32. </w:t>
+      </w:r>
+      <w:r>
+        <w:rPr>
+          <w:i/>
+          <w:iCs/>
+          <w:color w:val="5B6577"/>
+          <w:sz w:val="19"/>
+          <w:szCs w:val="19"/>
+        </w:rPr>
+        <w:t xml:space="preserve">El buscador con «Tibia» y «Distal» elegidos: los tres tipos con su número de fichas, las alternativas de manejo y la ficha que coincide.</w:t>
+      </w:r>
+    </w:p>
+    <w:tbl>
+      <w:tblPr>
+        <w:tblW w:type="dxa" w:w="9360"/>
+        <w:tblBorders>
+          <w:top w:val="single" w:color="auto" w:sz="4"/>
+          <w:left w:val="single" w:color="auto" w:sz="4"/>
+          <w:bottom w:val="single" w:color="auto" w:sz="4"/>
+          <w:right w:val="single" w:color="auto" w:sz="4"/>
+          <w:insideH w:val="single" w:color="auto" w:sz="4"/>
+          <w:insideV w:val="single" w:color="auto" w:sz="4"/>
+        </w:tblBorders>
+      </w:tblPr>
+      <w:tblGrid>
+        <w:gridCol w:w="9360"/>
+      </w:tblGrid>
+      <w:tr>
+        <w:trPr>
+          <w:cantSplit/>
+        </w:trPr>
+        <w:tc>
+          <w:tcPr>
+            <w:tcW w:type="dxa" w:w="9360"/>
+            <w:tcBorders>
+              <w:top w:val="single" w:color="F3F4F6" w:sz="1"/>
+              <w:left w:val="single" w:color="5B6577" w:sz="24"/>
+              <w:bottom w:val="single" w:color="F3F4F6" w:sz="1"/>
+              <w:right w:val="single" w:color="F3F4F6" w:sz="1"/>
+            </w:tcBorders>
+            <w:shd w:fill="F3F4F6" w:color="auto" w:val="clear"/>
+            <w:tcMar>
+              <w:top w:type="dxa" w:w="100"/>
+              <w:left w:type="dxa" w:w="180"/>
+              <w:bottom w:type="dxa" w:w="80"/>
+              <w:right w:type="dxa" w:w="180"/>
+            </w:tcMar>
+          </w:tcPr>
+          <w:p>
+            <w:pPr>
+              <w:spacing w:after="60"/>
+            </w:pPr>
+            <w:r>
+              <w:rPr>
+                <w:b/>
+                <w:bCs/>
+                <w:color w:val="5B6577"/>
+              </w:rPr>
+              <w:t xml:space="preserve">Lo que falta de esta etapa</w:t>
+            </w:r>
+          </w:p>
+          <w:p>
+            <w:pPr>
+              <w:spacing w:after="60" w:line="276"/>
+            </w:pPr>
+            <w:r>
+              <w:t xml:space="preserve">Quedan por hacer la normalización de las 711 fichas importadas, las escenas grabadas en el taller, el reproductor paso a paso, la exportación a vídeo y los casos guía completos.</w:t>
+            </w:r>
+          </w:p>
+        </w:tc>
+      </w:tr>
+    </w:tbl>
+    <w:p>
+      <w:pPr>
+        <w:pStyle w:val="Heading1"/>
+        <w:pageBreakBefore/>
+      </w:pPr>
+      <w:bookmarkStart w:name="anexo" w:id="20"/>
       <w:r>
         <w:t xml:space="preserve">Anexos</w:t>
       </w:r>
-      <w:bookmarkEnd w:id="19"/>
+      <w:bookmarkEnd w:id="20"/>
     </w:p>
     <w:p>
       <w:pPr>
@@ -27551,6 +28718,18 @@
     </w:lvlOverride>
   </w:num>
   <w:num w:numId="21">
+    <w:abstractNumId w:val="3"/>
+    <w:lvlOverride w:ilvl="0">
+      <w:startOverride w:val="1"/>
+    </w:lvlOverride>
+  </w:num>
+  <w:num w:numId="22">
+    <w:abstractNumId w:val="3"/>
+    <w:lvlOverride w:ilvl="0">
+      <w:startOverride w:val="1"/>
+    </w:lvlOverride>
+  </w:num>
+  <w:num w:numId="23">
     <w:abstractNumId w:val="3"/>
     <w:lvlOverride w:ilvl="0">
       <w:startOverride w:val="1"/>

--- a/docs/MANUAL-DEL-TALLER-ANATOMICO.docx
+++ b/docs/MANUAL-DEL-TALLER-ANATOMICO.docx
@@ -4,19 +4,48 @@
   <w:body>
     <w:p>
       <w:pPr>
-        <w:spacing w:after="40" w:before="1700"/>
+        <w:spacing w:after="60" w:before="700"/>
         <w:jc w:val="center"/>
       </w:pPr>
       <w:r>
-        <w:rPr>
-          <w:b/>
-          <w:bCs/>
-          <w:color w:val="1F5FBF"/>
-          <w:spacing w:val="60"/>
-          <w:sz w:val="30"/>
-          <w:szCs w:val="30"/>
-        </w:rPr>
-        <w:t xml:space="preserve">TraumaHub</w:t>
+        <w:drawing>
+          <wp:inline distT="0" distB="0" distL="0" distR="0">
+            <wp:extent cx="2651760" cy="1587496"/>
+            <wp:effectExtent t="0" r="0" b="0" l="0"/>
+            <wp:docPr id="9900" name="logo-traumahub" descr="Logotipo de TraumaHub" title="Logotipo de TraumaHub"/>
+            <wp:cNvGraphicFramePr>
+              <a:graphicFrameLocks xmlns:a="http://schemas.openxmlformats.org/drawingml/2006/main" noChangeAspect="1"/>
+            </wp:cNvGraphicFramePr>
+            <a:graphic xmlns:a="http://schemas.openxmlformats.org/drawingml/2006/main">
+              <a:graphicData uri="http://schemas.openxmlformats.org/drawingml/2006/picture">
+                <pic:pic xmlns:pic="http://schemas.openxmlformats.org/drawingml/2006/picture">
+                  <pic:nvPicPr>
+                    <pic:cNvPr id="0" name="" descr=""/>
+                    <pic:cNvPicPr>
+                      <a:picLocks noChangeAspect="1" noChangeArrowheads="1"/>
+                    </pic:cNvPicPr>
+                  </pic:nvPicPr>
+                  <pic:blipFill>
+                    <a:blip r:embed="rId9901" cstate="none"/>
+                    <a:srcRect/>
+                    <a:stretch>
+                      <a:fillRect/>
+                    </a:stretch>
+                  </pic:blipFill>
+                  <pic:spPr bwMode="auto">
+                    <a:xfrm>
+                      <a:off x="0" y="0"/>
+                      <a:ext cx="2651760" cy="1587496"/>
+                    </a:xfrm>
+                    <a:prstGeom prst="rect">
+                      <a:avLst/>
+                    </a:prstGeom>
+                  </pic:spPr>
+                </pic:pic>
+              </a:graphicData>
+            </a:graphic>
+          </wp:inline>
+        </w:drawing>
       </w:r>
     </w:p>
     <w:p>
@@ -153,7 +182,7 @@
           <w:sz w:val="20"/>
           <w:szCs w:val="20"/>
         </w:rPr>
-        <w:t xml:space="preserve">Versión 1.0 · 8 de octubre de 2026</w:t>
+        <w:t xml:space="preserve">Versión 1.1 · 21 de octubre de 2026</w:t>
       </w:r>
     </w:p>
     <w:p>
@@ -1144,6 +1173,19 @@
               <w:right w:type="dxa" w:w="60"/>
             </w:tcMar>
           </w:tcPr>
+          <w:p>
+            <w:pPr>
+              <w:spacing w:after="20"/>
+            </w:pPr>
+            <w:hyperlink w:history="1" w:anchor="cap20">
+              <w:r>
+                <w:rPr>
+                  <w:rStyle w:val="Hyperlink"/>
+                </w:rPr>
+                <w:t xml:space="preserve">20. Novedades de octubre de 2026</w:t>
+              </w:r>
+            </w:hyperlink>
+          </w:p>
           <w:p>
             <w:pPr>
               <w:spacing w:after="20"/>
@@ -27040,6 +27082,517 @@
         <w:pStyle w:val="Heading1"/>
         <w:pageBreakBefore/>
       </w:pPr>
+      <w:bookmarkStart w:name="cap20" w:id="90"/>
+      <w:r>
+        <w:t xml:space="preserve">20. Novedades de octubre de 2026</w:t>
+      </w:r>
+      <w:bookmarkEnd w:id="90"/>
+    </w:p>
+    <w:p>
+      <w:pPr>
+        <w:spacing w:after="120" w:line="288"/>
+      </w:pPr>
+      <w:r>
+        <w:t xml:space="preserve">Este capítulo reúne lo que cambió en la plataforma desde la primera versión de este manual (8 de octubre de 2026) y que toca al taller o a quien prepara contenido. Donde un capítulo anterior diga otra cosa, </w:t>
+      </w:r>
+      <w:r>
+        <w:rPr>
+          <w:b/>
+          <w:bCs/>
+        </w:rPr>
+        <w:t xml:space="preserve">vale lo de aquí</w:t>
+      </w:r>
+      <w:r>
+        <w:t xml:space="preserve">.</w:t>
+      </w:r>
+    </w:p>
+    <w:p>
+      <w:pPr>
+        <w:pStyle w:val="Heading2"/>
+      </w:pPr>
+      <w:r>
+        <w:t xml:space="preserve">20.1 Modelos 3D en dos carpetas</w:t>
+      </w:r>
+    </w:p>
+    <w:p>
+      <w:pPr>
+        <w:spacing w:after="120" w:line="288"/>
+      </w:pPr>
+      <w:r>
+        <w:t xml:space="preserve">En «Contenido» → «Modelos 3D» hay </w:t>
+      </w:r>
+      <w:r>
+        <w:rPr>
+          <w:b/>
+          <w:bCs/>
+        </w:rPr>
+        <w:t xml:space="preserve">dos pestañas con su cuenta</w:t>
+      </w:r>
+      <w:r>
+        <w:t xml:space="preserve">: </w:t>
+      </w:r>
+      <w:r>
+        <w:rPr>
+          <w:b/>
+          <w:bCs/>
+        </w:rPr>
+        <w:t xml:space="preserve">«Herramientas»</w:t>
+      </w:r>
+      <w:r>
+        <w:t xml:space="preserve"> (lo que el residente tiene en la mano: instrumentos, placas, tornillos) y </w:t>
+      </w:r>
+      <w:r>
+        <w:rPr>
+          <w:b/>
+          <w:bCs/>
+        </w:rPr>
+        <w:t xml:space="preserve">«Modelos del cuerpo»</w:t>
+      </w:r>
+      <w:r>
+        <w:t xml:space="preserve"> (huesos, músculos, piezas del atlas). Lo que se sube desde una pestaña cae en ella. Cada desplegable de modelo ofrece solo la suya: el del instrumento, herramientas; el de la cirugía, modelos del cuerpo; el de un bloque de ficha, las dos, con el rótulo delante. Para pasar un modelo de una carpeta a otra se edita y se cambia «Carpeta».</w:t>
+      </w:r>
+    </w:p>
+    <w:p>
+      <w:pPr>
+        <w:pStyle w:val="Heading2"/>
+      </w:pPr>
+      <w:r>
+        <w:t xml:space="preserve">20.2 La pestaña «Info» y el listado «Estructuras»</w:t>
+      </w:r>
+    </w:p>
+    <w:p>
+      <w:pPr>
+        <w:spacing w:after="120" w:line="288"/>
+      </w:pPr>
+      <w:r>
+        <w:t xml:space="preserve">El panel de la derecha del taller trae la pestaña </w:t>
+      </w:r>
+      <w:r>
+        <w:rPr>
+          <w:b/>
+          <w:bCs/>
+        </w:rPr>
+        <w:t xml:space="preserve">Info</w:t>
+      </w:r>
+      <w:r>
+        <w:t xml:space="preserve">: la ficha de la pieza seleccionada —nombre latino, definición, origen, inserción, inervación, acción, irrigación—, la misma del listado </w:t>
+      </w:r>
+      <w:r>
+        <w:rPr>
+          <w:b/>
+          <w:bCs/>
+        </w:rPr>
+        <w:t xml:space="preserve">«Estructuras»</w:t>
+      </w:r>
+      <w:r>
+        <w:t xml:space="preserve"> de la barra lateral. Un trozo de hueso partido abre la del hueso entero.</w:t>
+      </w:r>
+    </w:p>
+    <w:p>
+      <w:pPr>
+        <w:spacing w:after="120" w:line="288"/>
+      </w:pPr>
+      <w:r>
+        <w:t xml:space="preserve">Cada pieza del atlas (2.231) tiene </w:t>
+      </w:r>
+      <w:r>
+        <w:rPr>
+          <w:b/>
+          <w:bCs/>
+        </w:rPr>
+        <w:t xml:space="preserve">una ficha</w:t>
+      </w:r>
+      <w:r>
+        <w:t xml:space="preserve"> que se llena una sola vez y sirve en el taller, en el simulador y en el modelo que se exporta. La pantalla «Estructuras» la ven y la llenan editores y administradores:</w:t>
+      </w:r>
+    </w:p>
+    <w:p>
+      <w:pPr>
+        <w:pStyle w:val="ListParagraph"/>
+        <w:numPr>
+          <w:ilvl w:val="0"/>
+          <w:numId w:val="3"/>
+        </w:numPr>
+        <w:spacing w:after="90" w:line="280"/>
+      </w:pPr>
+      <w:r>
+        <w:rPr>
+          <w:b/>
+          <w:bCs/>
+        </w:rPr>
+        <w:t xml:space="preserve">El contador</w:t>
+      </w:r>
+      <w:r>
+        <w:t xml:space="preserve"> dice cuántas fichas están completas, pendientes (a medias o sin empezar) y ocultas, con su porcentaje, y lo desglosa por región. Dos pestañas: </w:t>
+      </w:r>
+      <w:r>
+        <w:rPr>
+          <w:b/>
+          <w:bCs/>
+        </w:rPr>
+        <w:t xml:space="preserve">Pendientes</w:t>
+      </w:r>
+      <w:r>
+        <w:t xml:space="preserve"> (donde se trabaja) y </w:t>
+      </w:r>
+      <w:r>
+        <w:rPr>
+          <w:b/>
+          <w:bCs/>
+        </w:rPr>
+        <w:t xml:space="preserve">Listado</w:t>
+      </w:r>
+      <w:r>
+        <w:t xml:space="preserve"> (todas).</w:t>
+      </w:r>
+    </w:p>
+    <w:p>
+      <w:pPr>
+        <w:pStyle w:val="ListParagraph"/>
+        <w:numPr>
+          <w:ilvl w:val="0"/>
+          <w:numId w:val="3"/>
+        </w:numPr>
+        <w:spacing w:after="90" w:line="280"/>
+      </w:pPr>
+      <w:r>
+        <w:rPr>
+          <w:b/>
+          <w:bCs/>
+        </w:rPr>
+        <w:t xml:space="preserve">Qué cuenta para «completa»</w:t>
+      </w:r>
+      <w:r>
+        <w:t xml:space="preserve"> depende de la pieza: un músculo pide definición, origen, inserción, inervación, acción e irrigación; un hueso, definición e irrigación; una arteria, definición, origen e irrigación; un nervio, definición, origen, inervación y acción. El nombre latino y las notas no cuentan: se agradecen, no se exigen.</w:t>
+      </w:r>
+    </w:p>
+    <w:p>
+      <w:pPr>
+        <w:pStyle w:val="ListParagraph"/>
+        <w:numPr>
+          <w:ilvl w:val="0"/>
+          <w:numId w:val="3"/>
+        </w:numPr>
+        <w:spacing w:after="90" w:line="280"/>
+      </w:pPr>
+      <w:r>
+        <w:rPr>
+          <w:b/>
+          <w:bCs/>
+        </w:rPr>
+        <w:t xml:space="preserve">«No mostrar»</w:t>
+      </w:r>
+      <w:r>
+        <w:t xml:space="preserve"> hace que la pieza no abra ficha cuando alguien la pincha (por ejemplo, un órgano) y la saca del contador. </w:t>
+      </w:r>
+      <w:r>
+        <w:rPr>
+          <w:b/>
+          <w:bCs/>
+        </w:rPr>
+        <w:t xml:space="preserve">«Historial»</w:t>
+      </w:r>
+      <w:r>
+        <w:t xml:space="preserve"> guarda hasta veinte versiones por ficha, con «Restaurar». Si otra persona escribió el mismo campo mientras usted escribía, no se guarda nada y la ventana enseña las dos versiones para elegir.</w:t>
+      </w:r>
+    </w:p>
+    <w:p>
+      <w:pPr>
+        <w:pStyle w:val="ListParagraph"/>
+        <w:numPr>
+          <w:ilvl w:val="0"/>
+          <w:numId w:val="3"/>
+        </w:numPr>
+        <w:spacing w:after="90" w:line="280"/>
+      </w:pPr>
+      <w:r>
+        <w:rPr>
+          <w:b/>
+          <w:bCs/>
+        </w:rPr>
+        <w:t xml:space="preserve">La primera vez</w:t>
+      </w:r>
+      <w:r>
+        <w:t xml:space="preserve"> (administrador): si el aviso dice «Faltan 2.231 piezas del atlas en el listado», se pulsa «Cargar las piezas del atlas»; no toca nada de lo ya escrito y se puede repetir sin riesgo.</w:t>
+      </w:r>
+    </w:p>
+    <w:p>
+      <w:pPr>
+        <w:pStyle w:val="ListParagraph"/>
+        <w:numPr>
+          <w:ilvl w:val="0"/>
+          <w:numId w:val="3"/>
+        </w:numPr>
+        <w:spacing w:after="90" w:line="280"/>
+      </w:pPr>
+      <w:r>
+        <w:rPr>
+          <w:b/>
+          <w:bCs/>
+        </w:rPr>
+        <w:t xml:space="preserve">Planilla de Excel por región.</w:t>
+      </w:r>
+      <w:r>
+        <w:t xml:space="preserve"> Se descarga la región (vacía o con lo escrito), se llena —a mano o dándosela a una IA con la hoja de instrucciones, sin tocar la columna «Id del atlas»— y se sube. La ventana enseña </w:t>
+      </w:r>
+      <w:r>
+        <w:rPr>
+          <w:b/>
+          <w:bCs/>
+        </w:rPr>
+        <w:t xml:space="preserve">qué haría antes de escribir nada</w:t>
+      </w:r>
+      <w:r>
+        <w:t xml:space="preserve"> y recién entonces se habilita «Aplicar». Una celda vacía nunca borra lo escrito.</w:t>
+      </w:r>
+    </w:p>
+    <w:p>
+      <w:pPr>
+        <w:pStyle w:val="Heading2"/>
+      </w:pPr>
+      <w:r>
+        <w:t xml:space="preserve">20.3 El modo «Seleccionar estructura»</w:t>
+      </w:r>
+    </w:p>
+    <w:p>
+      <w:pPr>
+        <w:spacing w:after="120" w:line="288"/>
+      </w:pPr>
+      <w:r>
+        <w:t xml:space="preserve">En el simulador, el modo antes llamado «Info» se llama ahora </w:t>
+      </w:r>
+      <w:r>
+        <w:rPr>
+          <w:b/>
+          <w:bCs/>
+        </w:rPr>
+        <w:t xml:space="preserve">«Seleccionar estructura»</w:t>
+      </w:r>
+      <w:r>
+        <w:t xml:space="preserve">: un clic en una estructura la destaca y abre su ficha a la derecha del modelo. Si el modelo del caso agrupa las estructuras por sistema, dice que no las separa; en el editor del caso aparece entonces </w:t>
+      </w:r>
+      <w:r>
+        <w:rPr>
+          <w:b/>
+          <w:bCs/>
+        </w:rPr>
+        <w:t xml:space="preserve">«Volver a exportar con estructuras separadas»</w:t>
+      </w:r>
+      <w:r>
+        <w:t xml:space="preserve">, que crea un modelo nuevo desde la misma preparación (el actual no se borra) y rehace las piezas del caso.</w:t>
+      </w:r>
+    </w:p>
+    <w:p>
+      <w:pPr>
+        <w:spacing w:after="120" w:line="288"/>
+      </w:pPr>
+      <w:r>
+        <w:t xml:space="preserve">En la ficha de un </w:t>
+      </w:r>
+      <w:r>
+        <w:rPr>
+          <w:b/>
+          <w:bCs/>
+        </w:rPr>
+        <w:t xml:space="preserve">músculo</w:t>
+      </w:r>
+      <w:r>
+        <w:t xml:space="preserve">, </w:t>
+      </w:r>
+      <w:r>
+        <w:rPr>
+          <w:b/>
+          <w:bCs/>
+        </w:rPr>
+        <w:t xml:space="preserve">«Cortar»</w:t>
+      </w:r>
+      <w:r>
+        <w:t xml:space="preserve"> y </w:t>
+      </w:r>
+      <w:r>
+        <w:rPr>
+          <w:b/>
+          <w:bCs/>
+        </w:rPr>
+        <w:t xml:space="preserve">«Separar»</w:t>
+      </w:r>
+      <w:r>
+        <w:t xml:space="preserve"> ofrecen los instrumentos de la bandeja que sirven; los campos </w:t>
+      </w:r>
+      <w:r>
+        <w:rPr>
+          <w:b/>
+          <w:bCs/>
+        </w:rPr>
+        <w:t xml:space="preserve">«Cortar con»</w:t>
+      </w:r>
+      <w:r>
+        <w:t xml:space="preserve"> y </w:t>
+      </w:r>
+      <w:r>
+        <w:rPr>
+          <w:b/>
+          <w:bCs/>
+        </w:rPr>
+        <w:t xml:space="preserve">«Separar con»</w:t>
+      </w:r>
+      <w:r>
+        <w:t xml:space="preserve"> de la ficha permiten dejar escritos, por músculo, los instrumentos que se ofrecen (sus identificadores, separados por comas); vacíos, se ofrecen los de siempre.</w:t>
+      </w:r>
+    </w:p>
+    <w:p>
+      <w:pPr>
+        <w:pStyle w:val="Heading2"/>
+      </w:pPr>
+      <w:r>
+        <w:t xml:space="preserve">20.4 Instrumental: orificios, largo y tipo de tornillo</w:t>
+      </w:r>
+    </w:p>
+    <w:p>
+      <w:pPr>
+        <w:spacing w:after="120" w:line="288"/>
+      </w:pPr>
+      <w:r>
+        <w:t xml:space="preserve">En la pestaña </w:t>
+      </w:r>
+      <w:r>
+        <w:rPr>
+          <w:b/>
+          <w:bCs/>
+        </w:rPr>
+        <w:t xml:space="preserve">Instrumental</w:t>
+      </w:r>
+      <w:r>
+        <w:t xml:space="preserve"> (y en el catálogo de instrumental) hay campos nuevos, todos </w:t>
+      </w:r>
+      <w:r>
+        <w:rPr>
+          <w:b/>
+          <w:bCs/>
+        </w:rPr>
+        <w:t xml:space="preserve">opcionales</w:t>
+      </w:r>
+      <w:r>
+        <w:t xml:space="preserve">:</w:t>
+      </w:r>
+    </w:p>
+    <w:p>
+      <w:pPr>
+        <w:pStyle w:val="ListParagraph"/>
+        <w:numPr>
+          <w:ilvl w:val="0"/>
+          <w:numId w:val="3"/>
+        </w:numPr>
+        <w:spacing w:after="90" w:line="280"/>
+      </w:pPr>
+      <w:r>
+        <w:rPr>
+          <w:b/>
+          <w:bCs/>
+        </w:rPr>
+        <w:t xml:space="preserve">«Orificios de la placa»:</w:t>
+      </w:r>
+      <w:r>
+        <w:t xml:space="preserve"> si el modelo 3D de una placa no trae la posición de sus agujeros, se escribe cuántos tiene y se reparten a partes iguales a lo largo de la placa. Si el modelo sí los trae, mandan los del modelo y la consola avisa si el número no coincide.</w:t>
+      </w:r>
+    </w:p>
+    <w:p>
+      <w:pPr>
+        <w:pStyle w:val="ListParagraph"/>
+        <w:numPr>
+          <w:ilvl w:val="0"/>
+          <w:numId w:val="3"/>
+        </w:numPr>
+        <w:spacing w:after="90" w:line="280"/>
+      </w:pPr>
+      <w:r>
+        <w:rPr>
+          <w:b/>
+          <w:bCs/>
+        </w:rPr>
+        <w:t xml:space="preserve">«Largo del tornillo (mm)»:</w:t>
+      </w:r>
+      <w:r>
+        <w:t xml:space="preserve"> el largo con que se ofrece el tornillo al cogerlo.</w:t>
+      </w:r>
+    </w:p>
+    <w:p>
+      <w:pPr>
+        <w:pStyle w:val="ListParagraph"/>
+        <w:numPr>
+          <w:ilvl w:val="0"/>
+          <w:numId w:val="3"/>
+        </w:numPr>
+        <w:spacing w:after="90" w:line="280"/>
+      </w:pPr>
+      <w:r>
+        <w:rPr>
+          <w:b/>
+          <w:bCs/>
+        </w:rPr>
+        <w:t xml:space="preserve">«Tipo de tornillo»:</w:t>
+      </w:r>
+      <w:r>
+        <w:t xml:space="preserve"> cortical, esponjosa, rosca parcial, bloqueado, canulado u otro; decide en qué grupo sale en la bandeja y qué diámetros se ofrecen. Sin escribirlo, se deduce del nombre.</w:t>
+      </w:r>
+    </w:p>
+    <w:p>
+      <w:pPr>
+        <w:spacing w:after="120" w:line="288"/>
+      </w:pPr>
+      <w:r>
+        <w:t xml:space="preserve">Los modelos 3D de herramientas (instrumentos, placas, tornillos) se suben a la carpeta «Herramientas» (ver 20.1).</w:t>
+      </w:r>
+    </w:p>
+    <w:p>
+      <w:pPr>
+        <w:pStyle w:val="Heading2"/>
+      </w:pPr>
+      <w:r>
+        <w:t xml:space="preserve">20.5 Lo que el residente ve de nuevo en el simulador</w:t>
+      </w:r>
+    </w:p>
+    <w:p>
+      <w:pPr>
+        <w:spacing w:after="120" w:line="288"/>
+      </w:pPr>
+      <w:r>
+        <w:t xml:space="preserve">Para saber qué preparar, conviene conocer lo que cambió para quien recorre el caso: la bandeja con toda la mesa por omisión; los modos en una barra sobre el lienzo; separar un músculo con un clic; una sola placa con ajuste escrito y orificios; tornillos por tipo, diámetro y largo; el menú «Mover» por ejes y la reducción automática; la compresión de la fractura con orificio oval; y, al terminar, la </w:t>
+      </w:r>
+      <w:r>
+        <w:rPr>
+          <w:b/>
+          <w:bCs/>
+        </w:rPr>
+        <w:t xml:space="preserve">radiografía postoperatoria</w:t>
+      </w:r>
+      <w:r>
+        <w:t xml:space="preserve"> con su lámina en PNG. Todo está explicado, paso a paso, en el capítulo 13 del </w:t>
+      </w:r>
+      <w:r>
+        <w:rPr>
+          <w:b/>
+          <w:bCs/>
+        </w:rPr>
+        <w:t xml:space="preserve">Manual del editor del Simulador Quirúrgico</w:t>
+      </w:r>
+      <w:r>
+        <w:t xml:space="preserve"> (versión 1.4).</w:t>
+      </w:r>
+    </w:p>
+    <w:p>
+      <w:pPr>
+        <w:spacing w:after="120" w:line="288"/>
+      </w:pPr>
+      <w:r>
+        <w:t xml:space="preserve">Este capítulo describe la plataforma al 21 de octubre de 2026. Si una pantalla es distinta de lo que aquí se dice, avise para actualizar el manual.</w:t>
+      </w:r>
+    </w:p>
+    <w:p>
+      <w:pPr>
+        <w:pStyle w:val="Heading1"/>
+        <w:pageBreakBefore/>
+      </w:pPr>
       <w:bookmarkStart w:name="anexo" w:id="20"/>
       <w:r>
         <w:t xml:space="preserve">Anexos</w:t>
@@ -28374,7 +28927,7 @@
         <w:sz w:val="17"/>
         <w:szCs w:val="17"/>
       </w:rPr>
-      <w:t xml:space="preserve">Versión 1.0 · octubre de 2026</w:t>
+      <w:t xml:space="preserve">Versión 1.1 · octubre de 2026</w:t>
     </w:r>
     <w:r>
       <w:rPr>
@@ -28451,6 +29004,49 @@
         <w:tab w:val="right" w:pos="9360"/>
       </w:tabs>
     </w:pPr>
+    <w:r>
+      <w:rPr>
+        <w:noProof/>
+      </w:rPr>
+      <w:drawing>
+        <wp:inline distT="0" distB="0" distL="0" distR="0">
+          <wp:extent cx="357500" cy="260000"/>
+          <wp:effectExtent t="0" r="0" b="0" l="0"/>
+          <wp:docPr id="9902" name="logo-traumahub" descr="Logotipo de TraumaHub"/>
+          <wp:cNvGraphicFramePr>
+            <a:graphicFrameLocks xmlns:a="http://schemas.openxmlformats.org/drawingml/2006/main" noChangeAspect="1"/>
+          </wp:cNvGraphicFramePr>
+          <a:graphic xmlns:a="http://schemas.openxmlformats.org/drawingml/2006/main">
+            <a:graphicData uri="http://schemas.openxmlformats.org/drawingml/2006/picture">
+              <pic:pic xmlns:pic="http://schemas.openxmlformats.org/drawingml/2006/picture">
+                <pic:nvPicPr>
+                  <pic:cNvPr id="0" name="logo"/>
+                  <pic:cNvPicPr/>
+                </pic:nvPicPr>
+                <pic:blipFill>
+                  <a:blip r:embed="rId1"/>
+                  <a:stretch>
+                    <a:fillRect/>
+                  </a:stretch>
+                </pic:blipFill>
+                <pic:spPr>
+                  <a:xfrm>
+                    <a:off x="0" y="0"/>
+                    <a:ext cx="357500" cy="260000"/>
+                  </a:xfrm>
+                  <a:prstGeom prst="rect">
+                    <a:avLst/>
+                  </a:prstGeom>
+                </pic:spPr>
+              </pic:pic>
+            </a:graphicData>
+          </a:graphic>
+        </wp:inline>
+      </w:drawing>
+    </w:r>
+    <w:r>
+      <w:t xml:space="preserve"> </w:t>
+    </w:r>
     <w:r>
       <w:rPr>
         <w:b/>

--- a/docs/MANUAL-DEL-TALLER-ANATOMICO.docx
+++ b/docs/MANUAL-DEL-TALLER-ANATOMICO.docx
@@ -27549,7 +27549,23 @@
         <w:pStyle w:val="Heading2"/>
       </w:pPr>
       <w:r>
-        <w:t xml:space="preserve">20.5 Lo que el residente ve de nuevo en el simulador</w:t>
+        <w:t xml:space="preserve">20.5 La barra lateral del panel se pliega</w:t>
+      </w:r>
+    </w:p>
+    <w:p>
+      <w:pPr>
+        <w:spacing w:after="120" w:line="288"/>
+      </w:pPr>
+      <w:r>
+        <w:t xml:space="preserve">Un botón bajo el logotipo deja la barra lateral en una columna angosta, con solo el libro del logotipo sobre su recuadro blanco y un icono por pestaña (el nombre sale al pasar el ratón). Sirve para dar más ancho al taller. El navegador recuerda cómo se dejó. Plegada, se esconden las notas del revisor que la barra muestra con una ficha abierta.</w:t>
+      </w:r>
+    </w:p>
+    <w:p>
+      <w:pPr>
+        <w:pStyle w:val="Heading2"/>
+      </w:pPr>
+      <w:r>
+        <w:t xml:space="preserve">20.6 Lo que el residente ve de nuevo en el simulador</w:t>
       </w:r>
     </w:p>
     <w:p>
